--- a/01_Business_Plan/SnapGrowth_V2_Business_Plan.docx
+++ b/01_Business_Plan/SnapGrowth_V2_Business_Plan.docx
@@ -20,7 +20,7 @@
           <w:rFonts w:ascii="Arial" w:cs="Arial" w:eastAsia="Arial" w:hAnsi="Arial"/>
           <w:b/>
           <w:bCs/>
-          <w:color w:val="1B4F72"/>
+          <w:color w:val="2C2826"/>
           <w:sz w:val="64"/>
           <w:szCs w:val="64"/>
         </w:rPr>
@@ -37,7 +37,7 @@
           <w:rFonts w:ascii="Arial" w:cs="Arial" w:eastAsia="Arial" w:hAnsi="Arial"/>
           <w:b w:val="false"/>
           <w:bCs w:val="false"/>
-          <w:color w:val="2E86C1"/>
+          <w:color w:val="E5503F"/>
           <w:sz w:val="32"/>
           <w:szCs w:val="32"/>
         </w:rPr>
@@ -54,7 +54,7 @@
           <w:rFonts w:ascii="Arial" w:cs="Arial" w:eastAsia="Arial" w:hAnsi="Arial"/>
           <w:i/>
           <w:iCs/>
-          <w:color w:val="E67E22"/>
+          <w:color w:val="FFAB5E"/>
           <w:sz w:val="24"/>
           <w:szCs w:val="24"/>
         </w:rPr>
@@ -112,12 +112,12 @@
           <w:tcPr>
             <w:tcW w:type="dxa" w:w="9360"/>
             <w:tcBorders>
-              <w:top w:val="single" w:color="1B4F72" w:sz="1"/>
-              <w:left w:val="single" w:color="1B4F72" w:sz="1"/>
-              <w:bottom w:val="single" w:color="1B4F72" w:sz="1"/>
-              <w:right w:val="single" w:color="1B4F72" w:sz="1"/>
-            </w:tcBorders>
-            <w:shd w:fill="1B4F72" w:val="clear"/>
+              <w:top w:val="single" w:color="2C2826" w:sz="1"/>
+              <w:left w:val="single" w:color="2C2826" w:sz="1"/>
+              <w:bottom w:val="single" w:color="2C2826" w:sz="1"/>
+              <w:right w:val="single" w:color="2C2826" w:sz="1"/>
+            </w:tcBorders>
+            <w:shd w:fill="2C2826" w:val="clear"/>
             <w:tcMar>
               <w:top w:type="dxa" w:w="200"/>
               <w:left w:type="dxa" w:w="300"/>
@@ -189,7 +189,7 @@
       <w:pPr>
         <w:pStyle w:val="Heading1"/>
         <w:pBdr>
-          <w:bottom w:val="single" w:color="2E86C1" w:sz="8"/>
+          <w:bottom w:val="single" w:color="E5503F" w:sz="8"/>
         </w:pBdr>
         <w:spacing w:before="360" w:after="200"/>
       </w:pPr>
@@ -198,7 +198,7 @@
           <w:rFonts w:ascii="Arial" w:cs="Arial" w:eastAsia="Arial" w:hAnsi="Arial"/>
           <w:b/>
           <w:bCs/>
-          <w:color w:val="1B4F72"/>
+          <w:color w:val="2C2826"/>
           <w:sz w:val="36"/>
           <w:szCs w:val="36"/>
         </w:rPr>
@@ -275,12 +275,12 @@
           <w:tcPr>
             <w:tcW w:type="dxa" w:w="9360"/>
             <w:tcBorders>
-              <w:top w:val="single" w:color="2E86C1" w:sz="12"/>
-              <w:left w:val="single" w:color="2E86C1" w:sz="12"/>
-              <w:bottom w:val="single" w:color="CCCCCC" w:sz="1"/>
-              <w:right w:val="single" w:color="CCCCCC" w:sz="1"/>
-            </w:tcBorders>
-            <w:shd w:fill="D6EAF8" w:val="clear"/>
+              <w:top w:val="single" w:color="E5503F" w:sz="12"/>
+              <w:left w:val="single" w:color="E5503F" w:sz="12"/>
+              <w:bottom w:val="single" w:color="CCCCCC" w:sz="1"/>
+              <w:right w:val="single" w:color="CCCCCC" w:sz="1"/>
+            </w:tcBorders>
+            <w:shd w:fill="FFF0EB" w:val="clear"/>
             <w:tcMar>
               <w:top w:type="dxa" w:w="120"/>
               <w:left w:type="dxa" w:w="200"/>
@@ -294,7 +294,7 @@
                 <w:rFonts w:ascii="Arial" w:cs="Arial" w:eastAsia="Arial" w:hAnsi="Arial"/>
                 <w:b/>
                 <w:bCs/>
-                <w:color w:val="1B4F72"/>
+                <w:color w:val="2C2826"/>
                 <w:sz w:val="20"/>
                 <w:szCs w:val="20"/>
               </w:rPr>
@@ -345,12 +345,12 @@
           <w:tcPr>
             <w:tcW w:type="dxa" w:w="9360"/>
             <w:tcBorders>
-              <w:top w:val="single" w:color="2E86C1" w:sz="12"/>
-              <w:left w:val="single" w:color="2E86C1" w:sz="12"/>
-              <w:bottom w:val="single" w:color="CCCCCC" w:sz="1"/>
-              <w:right w:val="single" w:color="CCCCCC" w:sz="1"/>
-            </w:tcBorders>
-            <w:shd w:fill="D5F5E3" w:val="clear"/>
+              <w:top w:val="single" w:color="E5503F" w:sz="12"/>
+              <w:left w:val="single" w:color="E5503F" w:sz="12"/>
+              <w:bottom w:val="single" w:color="CCCCCC" w:sz="1"/>
+              <w:right w:val="single" w:color="CCCCCC" w:sz="1"/>
+            </w:tcBorders>
+            <w:shd w:fill="E4F4EB" w:val="clear"/>
             <w:tcMar>
               <w:top w:type="dxa" w:w="120"/>
               <w:left w:type="dxa" w:w="200"/>
@@ -364,7 +364,7 @@
                 <w:rFonts w:ascii="Arial" w:cs="Arial" w:eastAsia="Arial" w:hAnsi="Arial"/>
                 <w:b/>
                 <w:bCs/>
-                <w:color w:val="1B4F72"/>
+                <w:color w:val="2C2826"/>
                 <w:sz w:val="20"/>
                 <w:szCs w:val="20"/>
               </w:rPr>
@@ -442,12 +442,12 @@
           <w:tcPr>
             <w:tcW w:type="dxa" w:w="3000"/>
             <w:tcBorders>
-              <w:top w:val="single" w:color="1B4F72" w:sz="1"/>
-              <w:left w:val="single" w:color="1B4F72" w:sz="1"/>
-              <w:bottom w:val="single" w:color="1B4F72" w:sz="1"/>
-              <w:right w:val="single" w:color="1B4F72" w:sz="1"/>
-            </w:tcBorders>
-            <w:shd w:fill="1B4F72" w:val="clear"/>
+              <w:top w:val="single" w:color="2C2826" w:sz="1"/>
+              <w:left w:val="single" w:color="2C2826" w:sz="1"/>
+              <w:bottom w:val="single" w:color="2C2826" w:sz="1"/>
+              <w:right w:val="single" w:color="2C2826" w:sz="1"/>
+            </w:tcBorders>
+            <w:shd w:fill="2C2826" w:val="clear"/>
             <w:tcMar>
               <w:top w:type="dxa" w:w="100"/>
               <w:left w:type="dxa" w:w="120"/>
@@ -477,12 +477,12 @@
           <w:tcPr>
             <w:tcW w:type="dxa" w:w="2200"/>
             <w:tcBorders>
-              <w:top w:val="single" w:color="1B4F72" w:sz="1"/>
-              <w:left w:val="single" w:color="1B4F72" w:sz="1"/>
-              <w:bottom w:val="single" w:color="1B4F72" w:sz="1"/>
-              <w:right w:val="single" w:color="1B4F72" w:sz="1"/>
-            </w:tcBorders>
-            <w:shd w:fill="1B4F72" w:val="clear"/>
+              <w:top w:val="single" w:color="2C2826" w:sz="1"/>
+              <w:left w:val="single" w:color="2C2826" w:sz="1"/>
+              <w:bottom w:val="single" w:color="2C2826" w:sz="1"/>
+              <w:right w:val="single" w:color="2C2826" w:sz="1"/>
+            </w:tcBorders>
+            <w:shd w:fill="2C2826" w:val="clear"/>
             <w:tcMar>
               <w:top w:type="dxa" w:w="100"/>
               <w:left w:type="dxa" w:w="120"/>
@@ -512,12 +512,12 @@
           <w:tcPr>
             <w:tcW w:type="dxa" w:w="4160"/>
             <w:tcBorders>
-              <w:top w:val="single" w:color="1B4F72" w:sz="1"/>
-              <w:left w:val="single" w:color="1B4F72" w:sz="1"/>
-              <w:bottom w:val="single" w:color="1B4F72" w:sz="1"/>
-              <w:right w:val="single" w:color="1B4F72" w:sz="1"/>
-            </w:tcBorders>
-            <w:shd w:fill="1B4F72" w:val="clear"/>
+              <w:top w:val="single" w:color="2C2826" w:sz="1"/>
+              <w:left w:val="single" w:color="2C2826" w:sz="1"/>
+              <w:bottom w:val="single" w:color="2C2826" w:sz="1"/>
+              <w:right w:val="single" w:color="2C2826" w:sz="1"/>
+            </w:tcBorders>
+            <w:shd w:fill="2C2826" w:val="clear"/>
             <w:tcMar>
               <w:top w:type="dxa" w:w="100"/>
               <w:left w:type="dxa" w:w="120"/>
@@ -658,7 +658,7 @@
               <w:bottom w:val="single" w:color="CCCCCC" w:sz="1"/>
               <w:right w:val="single" w:color="CCCCCC" w:sz="1"/>
             </w:tcBorders>
-            <w:shd w:fill="F2F3F4" w:val="clear"/>
+            <w:shd w:fill="FFF8F3" w:val="clear"/>
             <w:tcMar>
               <w:top w:type="dxa" w:w="80"/>
               <w:left w:type="dxa" w:w="120"/>
@@ -693,7 +693,7 @@
               <w:bottom w:val="single" w:color="CCCCCC" w:sz="1"/>
               <w:right w:val="single" w:color="CCCCCC" w:sz="1"/>
             </w:tcBorders>
-            <w:shd w:fill="F2F3F4" w:val="clear"/>
+            <w:shd w:fill="FFF8F3" w:val="clear"/>
             <w:tcMar>
               <w:top w:type="dxa" w:w="80"/>
               <w:left w:type="dxa" w:w="120"/>
@@ -728,7 +728,7 @@
               <w:bottom w:val="single" w:color="CCCCCC" w:sz="1"/>
               <w:right w:val="single" w:color="CCCCCC" w:sz="1"/>
             </w:tcBorders>
-            <w:shd w:fill="F2F3F4" w:val="clear"/>
+            <w:shd w:fill="FFF8F3" w:val="clear"/>
             <w:tcMar>
               <w:top w:type="dxa" w:w="80"/>
               <w:left w:type="dxa" w:w="120"/>
@@ -816,7 +816,7 @@
                 <w:rFonts w:ascii="Arial" w:cs="Arial" w:eastAsia="Arial" w:hAnsi="Arial"/>
                 <w:b/>
                 <w:bCs/>
-                <w:color w:val="E67E22"/>
+                <w:color w:val="FFAB5E"/>
                 <w:sz w:val="20"/>
                 <w:szCs w:val="20"/>
               </w:rPr>
@@ -869,7 +869,7 @@
               <w:bottom w:val="single" w:color="CCCCCC" w:sz="1"/>
               <w:right w:val="single" w:color="CCCCCC" w:sz="1"/>
             </w:tcBorders>
-            <w:shd w:fill="F2F3F4" w:val="clear"/>
+            <w:shd w:fill="FFF8F3" w:val="clear"/>
             <w:tcMar>
               <w:top w:type="dxa" w:w="80"/>
               <w:left w:type="dxa" w:w="120"/>
@@ -904,7 +904,7 @@
               <w:bottom w:val="single" w:color="CCCCCC" w:sz="1"/>
               <w:right w:val="single" w:color="CCCCCC" w:sz="1"/>
             </w:tcBorders>
-            <w:shd w:fill="F2F3F4" w:val="clear"/>
+            <w:shd w:fill="FFF8F3" w:val="clear"/>
             <w:tcMar>
               <w:top w:type="dxa" w:w="80"/>
               <w:left w:type="dxa" w:w="120"/>
@@ -922,7 +922,7 @@
                 <w:rFonts w:ascii="Arial" w:cs="Arial" w:eastAsia="Arial" w:hAnsi="Arial"/>
                 <w:b/>
                 <w:bCs/>
-                <w:color w:val="1E8449"/>
+                <w:color w:val="4CAF50"/>
                 <w:sz w:val="20"/>
                 <w:szCs w:val="20"/>
               </w:rPr>
@@ -939,7 +939,7 @@
               <w:bottom w:val="single" w:color="CCCCCC" w:sz="1"/>
               <w:right w:val="single" w:color="CCCCCC" w:sz="1"/>
             </w:tcBorders>
-            <w:shd w:fill="F2F3F4" w:val="clear"/>
+            <w:shd w:fill="FFF8F3" w:val="clear"/>
             <w:tcMar>
               <w:top w:type="dxa" w:w="80"/>
               <w:left w:type="dxa" w:w="120"/>
@@ -1027,7 +1027,7 @@
                 <w:rFonts w:ascii="Arial" w:cs="Arial" w:eastAsia="Arial" w:hAnsi="Arial"/>
                 <w:b/>
                 <w:bCs/>
-                <w:color w:val="1E8449"/>
+                <w:color w:val="4CAF50"/>
                 <w:sz w:val="20"/>
                 <w:szCs w:val="20"/>
               </w:rPr>
@@ -1080,7 +1080,7 @@
               <w:bottom w:val="single" w:color="CCCCCC" w:sz="1"/>
               <w:right w:val="single" w:color="CCCCCC" w:sz="1"/>
             </w:tcBorders>
-            <w:shd w:fill="F2F3F4" w:val="clear"/>
+            <w:shd w:fill="FFF8F3" w:val="clear"/>
             <w:tcMar>
               <w:top w:type="dxa" w:w="80"/>
               <w:left w:type="dxa" w:w="120"/>
@@ -1115,7 +1115,7 @@
               <w:bottom w:val="single" w:color="CCCCCC" w:sz="1"/>
               <w:right w:val="single" w:color="CCCCCC" w:sz="1"/>
             </w:tcBorders>
-            <w:shd w:fill="F2F3F4" w:val="clear"/>
+            <w:shd w:fill="FFF8F3" w:val="clear"/>
             <w:tcMar>
               <w:top w:type="dxa" w:w="80"/>
               <w:left w:type="dxa" w:w="120"/>
@@ -1133,7 +1133,7 @@
                 <w:rFonts w:ascii="Arial" w:cs="Arial" w:eastAsia="Arial" w:hAnsi="Arial"/>
                 <w:b/>
                 <w:bCs/>
-                <w:color w:val="1E8449"/>
+                <w:color w:val="4CAF50"/>
                 <w:sz w:val="20"/>
                 <w:szCs w:val="20"/>
               </w:rPr>
@@ -1150,7 +1150,7 @@
               <w:bottom w:val="single" w:color="CCCCCC" w:sz="1"/>
               <w:right w:val="single" w:color="CCCCCC" w:sz="1"/>
             </w:tcBorders>
-            <w:shd w:fill="F2F3F4" w:val="clear"/>
+            <w:shd w:fill="FFF8F3" w:val="clear"/>
             <w:tcMar>
               <w:top w:type="dxa" w:w="80"/>
               <w:left w:type="dxa" w:w="120"/>
@@ -1238,7 +1238,7 @@
                 <w:rFonts w:ascii="Arial" w:cs="Arial" w:eastAsia="Arial" w:hAnsi="Arial"/>
                 <w:b/>
                 <w:bCs/>
-                <w:color w:val="1E8449"/>
+                <w:color w:val="4CAF50"/>
                 <w:sz w:val="20"/>
                 <w:szCs w:val="20"/>
               </w:rPr>
@@ -1299,7 +1299,7 @@
       <w:pPr>
         <w:pStyle w:val="Heading1"/>
         <w:pBdr>
-          <w:bottom w:val="single" w:color="2E86C1" w:sz="8"/>
+          <w:bottom w:val="single" w:color="E5503F" w:sz="8"/>
         </w:pBdr>
         <w:spacing w:before="360" w:after="200"/>
       </w:pPr>
@@ -1308,7 +1308,7 @@
           <w:rFonts w:ascii="Arial" w:cs="Arial" w:eastAsia="Arial" w:hAnsi="Arial"/>
           <w:b/>
           <w:bCs/>
-          <w:color w:val="1B4F72"/>
+          <w:color w:val="2C2826"/>
           <w:sz w:val="36"/>
           <w:szCs w:val="36"/>
         </w:rPr>
@@ -1325,7 +1325,7 @@
           <w:rFonts w:ascii="Arial" w:cs="Arial" w:eastAsia="Arial" w:hAnsi="Arial"/>
           <w:b/>
           <w:bCs/>
-          <w:color w:val="2E86C1"/>
+          <w:color w:val="E5503F"/>
           <w:sz w:val="28"/>
           <w:szCs w:val="28"/>
         </w:rPr>
@@ -1402,12 +1402,12 @@
           <w:tcPr>
             <w:tcW w:type="dxa" w:w="9360"/>
             <w:tcBorders>
-              <w:top w:val="single" w:color="1B4F72" w:sz="1"/>
-              <w:left w:val="single" w:color="1B4F72" w:sz="1"/>
-              <w:bottom w:val="single" w:color="1B4F72" w:sz="1"/>
-              <w:right w:val="single" w:color="1B4F72" w:sz="1"/>
-            </w:tcBorders>
-            <w:shd w:fill="1B4F72" w:val="clear"/>
+              <w:top w:val="single" w:color="2C2826" w:sz="1"/>
+              <w:left w:val="single" w:color="2C2826" w:sz="1"/>
+              <w:bottom w:val="single" w:color="2C2826" w:sz="1"/>
+              <w:right w:val="single" w:color="2C2826" w:sz="1"/>
+            </w:tcBorders>
+            <w:shd w:fill="2C2826" w:val="clear"/>
             <w:tcMar>
               <w:top w:type="dxa" w:w="160"/>
               <w:left w:type="dxa" w:w="240"/>
@@ -1439,7 +1439,7 @@
             <w:r>
               <w:rPr>
                 <w:rFonts w:ascii="Arial" w:cs="Arial" w:eastAsia="Arial" w:hAnsi="Arial"/>
-                <w:color w:val="AADDFF"/>
+                <w:color w:val="FFD4C8"/>
                 <w:sz w:val="20"/>
                 <w:szCs w:val="20"/>
               </w:rPr>
@@ -1482,7 +1482,7 @@
           <w:rFonts w:ascii="Arial" w:cs="Arial" w:eastAsia="Arial" w:hAnsi="Arial"/>
           <w:b/>
           <w:bCs/>
-          <w:color w:val="2E86C1"/>
+          <w:color w:val="E5503F"/>
           <w:sz w:val="28"/>
           <w:szCs w:val="28"/>
         </w:rPr>
@@ -1611,7 +1611,7 @@
           <w:rFonts w:ascii="Arial" w:cs="Arial" w:eastAsia="Arial" w:hAnsi="Arial"/>
           <w:b/>
           <w:bCs/>
-          <w:color w:val="2E86C1"/>
+          <w:color w:val="E5503F"/>
           <w:sz w:val="28"/>
           <w:szCs w:val="28"/>
         </w:rPr>
@@ -1751,7 +1751,7 @@
           <w:rFonts w:ascii="Arial" w:cs="Arial" w:eastAsia="Arial" w:hAnsi="Arial"/>
           <w:b/>
           <w:bCs/>
-          <w:color w:val="2E86C1"/>
+          <w:color w:val="E5503F"/>
           <w:sz w:val="28"/>
           <w:szCs w:val="28"/>
         </w:rPr>
@@ -1807,12 +1807,12 @@
           <w:tcPr>
             <w:tcW w:type="dxa" w:w="2200"/>
             <w:tcBorders>
-              <w:top w:val="single" w:color="1B4F72" w:sz="1"/>
-              <w:left w:val="single" w:color="1B4F72" w:sz="1"/>
-              <w:bottom w:val="single" w:color="1B4F72" w:sz="1"/>
-              <w:right w:val="single" w:color="1B4F72" w:sz="1"/>
-            </w:tcBorders>
-            <w:shd w:fill="1B4F72" w:val="clear"/>
+              <w:top w:val="single" w:color="2C2826" w:sz="1"/>
+              <w:left w:val="single" w:color="2C2826" w:sz="1"/>
+              <w:bottom w:val="single" w:color="2C2826" w:sz="1"/>
+              <w:right w:val="single" w:color="2C2826" w:sz="1"/>
+            </w:tcBorders>
+            <w:shd w:fill="2C2826" w:val="clear"/>
             <w:tcMar>
               <w:top w:type="dxa" w:w="100"/>
               <w:left w:type="dxa" w:w="120"/>
@@ -1842,12 +1842,12 @@
           <w:tcPr>
             <w:tcW w:type="dxa" w:w="1600"/>
             <w:tcBorders>
-              <w:top w:val="single" w:color="1B4F72" w:sz="1"/>
-              <w:left w:val="single" w:color="1B4F72" w:sz="1"/>
-              <w:bottom w:val="single" w:color="1B4F72" w:sz="1"/>
-              <w:right w:val="single" w:color="1B4F72" w:sz="1"/>
-            </w:tcBorders>
-            <w:shd w:fill="1B4F72" w:val="clear"/>
+              <w:top w:val="single" w:color="2C2826" w:sz="1"/>
+              <w:left w:val="single" w:color="2C2826" w:sz="1"/>
+              <w:bottom w:val="single" w:color="2C2826" w:sz="1"/>
+              <w:right w:val="single" w:color="2C2826" w:sz="1"/>
+            </w:tcBorders>
+            <w:shd w:fill="2C2826" w:val="clear"/>
             <w:tcMar>
               <w:top w:type="dxa" w:w="100"/>
               <w:left w:type="dxa" w:w="120"/>
@@ -1877,12 +1877,12 @@
           <w:tcPr>
             <w:tcW w:type="dxa" w:w="1600"/>
             <w:tcBorders>
-              <w:top w:val="single" w:color="1B4F72" w:sz="1"/>
-              <w:left w:val="single" w:color="1B4F72" w:sz="1"/>
-              <w:bottom w:val="single" w:color="1B4F72" w:sz="1"/>
-              <w:right w:val="single" w:color="1B4F72" w:sz="1"/>
-            </w:tcBorders>
-            <w:shd w:fill="1B4F72" w:val="clear"/>
+              <w:top w:val="single" w:color="2C2826" w:sz="1"/>
+              <w:left w:val="single" w:color="2C2826" w:sz="1"/>
+              <w:bottom w:val="single" w:color="2C2826" w:sz="1"/>
+              <w:right w:val="single" w:color="2C2826" w:sz="1"/>
+            </w:tcBorders>
+            <w:shd w:fill="2C2826" w:val="clear"/>
             <w:tcMar>
               <w:top w:type="dxa" w:w="100"/>
               <w:left w:type="dxa" w:w="120"/>
@@ -1912,12 +1912,12 @@
           <w:tcPr>
             <w:tcW w:type="dxa" w:w="1960"/>
             <w:tcBorders>
-              <w:top w:val="single" w:color="1B4F72" w:sz="1"/>
-              <w:left w:val="single" w:color="1B4F72" w:sz="1"/>
-              <w:bottom w:val="single" w:color="1B4F72" w:sz="1"/>
-              <w:right w:val="single" w:color="1B4F72" w:sz="1"/>
-            </w:tcBorders>
-            <w:shd w:fill="1B4F72" w:val="clear"/>
+              <w:top w:val="single" w:color="2C2826" w:sz="1"/>
+              <w:left w:val="single" w:color="2C2826" w:sz="1"/>
+              <w:bottom w:val="single" w:color="2C2826" w:sz="1"/>
+              <w:right w:val="single" w:color="2C2826" w:sz="1"/>
+            </w:tcBorders>
+            <w:shd w:fill="2C2826" w:val="clear"/>
             <w:tcMar>
               <w:top w:type="dxa" w:w="100"/>
               <w:left w:type="dxa" w:w="120"/>
@@ -1947,12 +1947,12 @@
           <w:tcPr>
             <w:tcW w:type="dxa" w:w="2000"/>
             <w:tcBorders>
-              <w:top w:val="single" w:color="1B4F72" w:sz="1"/>
-              <w:left w:val="single" w:color="1B4F72" w:sz="1"/>
-              <w:bottom w:val="single" w:color="1B4F72" w:sz="1"/>
-              <w:right w:val="single" w:color="1B4F72" w:sz="1"/>
-            </w:tcBorders>
-            <w:shd w:fill="1B4F72" w:val="clear"/>
+              <w:top w:val="single" w:color="2C2826" w:sz="1"/>
+              <w:left w:val="single" w:color="2C2826" w:sz="1"/>
+              <w:bottom w:val="single" w:color="2C2826" w:sz="1"/>
+              <w:right w:val="single" w:color="2C2826" w:sz="1"/>
+            </w:tcBorders>
+            <w:shd w:fill="2C2826" w:val="clear"/>
             <w:tcMar>
               <w:top w:type="dxa" w:w="100"/>
               <w:left w:type="dxa" w:w="120"/>
@@ -2161,7 +2161,7 @@
               <w:bottom w:val="single" w:color="CCCCCC" w:sz="1"/>
               <w:right w:val="single" w:color="CCCCCC" w:sz="1"/>
             </w:tcBorders>
-            <w:shd w:fill="F2F3F4" w:val="clear"/>
+            <w:shd w:fill="FFF8F3" w:val="clear"/>
             <w:tcMar>
               <w:top w:type="dxa" w:w="80"/>
               <w:left w:type="dxa" w:w="120"/>
@@ -2196,7 +2196,7 @@
               <w:bottom w:val="single" w:color="CCCCCC" w:sz="1"/>
               <w:right w:val="single" w:color="CCCCCC" w:sz="1"/>
             </w:tcBorders>
-            <w:shd w:fill="F2F3F4" w:val="clear"/>
+            <w:shd w:fill="FFF8F3" w:val="clear"/>
             <w:tcMar>
               <w:top w:type="dxa" w:w="80"/>
               <w:left w:type="dxa" w:w="120"/>
@@ -2231,7 +2231,7 @@
               <w:bottom w:val="single" w:color="CCCCCC" w:sz="1"/>
               <w:right w:val="single" w:color="CCCCCC" w:sz="1"/>
             </w:tcBorders>
-            <w:shd w:fill="F2F3F4" w:val="clear"/>
+            <w:shd w:fill="FFF8F3" w:val="clear"/>
             <w:tcMar>
               <w:top w:type="dxa" w:w="80"/>
               <w:left w:type="dxa" w:w="120"/>
@@ -2266,7 +2266,7 @@
               <w:bottom w:val="single" w:color="CCCCCC" w:sz="1"/>
               <w:right w:val="single" w:color="CCCCCC" w:sz="1"/>
             </w:tcBorders>
-            <w:shd w:fill="F2F3F4" w:val="clear"/>
+            <w:shd w:fill="FFF8F3" w:val="clear"/>
             <w:tcMar>
               <w:top w:type="dxa" w:w="80"/>
               <w:left w:type="dxa" w:w="120"/>
@@ -2301,7 +2301,7 @@
               <w:bottom w:val="single" w:color="CCCCCC" w:sz="1"/>
               <w:right w:val="single" w:color="CCCCCC" w:sz="1"/>
             </w:tcBorders>
-            <w:shd w:fill="F2F3F4" w:val="clear"/>
+            <w:shd w:fill="FFF8F3" w:val="clear"/>
             <w:tcMar>
               <w:top w:type="dxa" w:w="80"/>
               <w:left w:type="dxa" w:w="120"/>
@@ -2510,7 +2510,7 @@
               <w:bottom w:val="single" w:color="CCCCCC" w:sz="1"/>
               <w:right w:val="single" w:color="CCCCCC" w:sz="1"/>
             </w:tcBorders>
-            <w:shd w:fill="F2F3F4" w:val="clear"/>
+            <w:shd w:fill="FFF8F3" w:val="clear"/>
             <w:tcMar>
               <w:top w:type="dxa" w:w="80"/>
               <w:left w:type="dxa" w:w="120"/>
@@ -2545,7 +2545,7 @@
               <w:bottom w:val="single" w:color="CCCCCC" w:sz="1"/>
               <w:right w:val="single" w:color="CCCCCC" w:sz="1"/>
             </w:tcBorders>
-            <w:shd w:fill="F2F3F4" w:val="clear"/>
+            <w:shd w:fill="FFF8F3" w:val="clear"/>
             <w:tcMar>
               <w:top w:type="dxa" w:w="80"/>
               <w:left w:type="dxa" w:w="120"/>
@@ -2580,7 +2580,7 @@
               <w:bottom w:val="single" w:color="CCCCCC" w:sz="1"/>
               <w:right w:val="single" w:color="CCCCCC" w:sz="1"/>
             </w:tcBorders>
-            <w:shd w:fill="F2F3F4" w:val="clear"/>
+            <w:shd w:fill="FFF8F3" w:val="clear"/>
             <w:tcMar>
               <w:top w:type="dxa" w:w="80"/>
               <w:left w:type="dxa" w:w="120"/>
@@ -2615,7 +2615,7 @@
               <w:bottom w:val="single" w:color="CCCCCC" w:sz="1"/>
               <w:right w:val="single" w:color="CCCCCC" w:sz="1"/>
             </w:tcBorders>
-            <w:shd w:fill="F2F3F4" w:val="clear"/>
+            <w:shd w:fill="FFF8F3" w:val="clear"/>
             <w:tcMar>
               <w:top w:type="dxa" w:w="80"/>
               <w:left w:type="dxa" w:w="120"/>
@@ -2650,7 +2650,7 @@
               <w:bottom w:val="single" w:color="CCCCCC" w:sz="1"/>
               <w:right w:val="single" w:color="CCCCCC" w:sz="1"/>
             </w:tcBorders>
-            <w:shd w:fill="F2F3F4" w:val="clear"/>
+            <w:shd w:fill="FFF8F3" w:val="clear"/>
             <w:tcMar>
               <w:top w:type="dxa" w:w="80"/>
               <w:left w:type="dxa" w:w="120"/>
@@ -2868,7 +2868,7 @@
           <w:rFonts w:ascii="Arial" w:cs="Arial" w:eastAsia="Arial" w:hAnsi="Arial"/>
           <w:b/>
           <w:bCs/>
-          <w:color w:val="2E86C1"/>
+          <w:color w:val="E5503F"/>
           <w:sz w:val="28"/>
           <w:szCs w:val="28"/>
         </w:rPr>
@@ -2924,12 +2924,12 @@
           <w:tcPr>
             <w:tcW w:type="dxa" w:w="1560"/>
             <w:tcBorders>
-              <w:top w:val="single" w:color="1B4F72" w:sz="1"/>
-              <w:left w:val="single" w:color="1B4F72" w:sz="1"/>
-              <w:bottom w:val="single" w:color="1B4F72" w:sz="1"/>
-              <w:right w:val="single" w:color="1B4F72" w:sz="1"/>
-            </w:tcBorders>
-            <w:shd w:fill="1B4F72" w:val="clear"/>
+              <w:top w:val="single" w:color="2C2826" w:sz="1"/>
+              <w:left w:val="single" w:color="2C2826" w:sz="1"/>
+              <w:bottom w:val="single" w:color="2C2826" w:sz="1"/>
+              <w:right w:val="single" w:color="2C2826" w:sz="1"/>
+            </w:tcBorders>
+            <w:shd w:fill="2C2826" w:val="clear"/>
             <w:tcMar>
               <w:top w:type="dxa" w:w="100"/>
               <w:left w:type="dxa" w:w="120"/>
@@ -2959,12 +2959,12 @@
           <w:tcPr>
             <w:tcW w:type="dxa" w:w="1560"/>
             <w:tcBorders>
-              <w:top w:val="single" w:color="1B4F72" w:sz="1"/>
-              <w:left w:val="single" w:color="1B4F72" w:sz="1"/>
-              <w:bottom w:val="single" w:color="1B4F72" w:sz="1"/>
-              <w:right w:val="single" w:color="1B4F72" w:sz="1"/>
-            </w:tcBorders>
-            <w:shd w:fill="1B4F72" w:val="clear"/>
+              <w:top w:val="single" w:color="2C2826" w:sz="1"/>
+              <w:left w:val="single" w:color="2C2826" w:sz="1"/>
+              <w:bottom w:val="single" w:color="2C2826" w:sz="1"/>
+              <w:right w:val="single" w:color="2C2826" w:sz="1"/>
+            </w:tcBorders>
+            <w:shd w:fill="2C2826" w:val="clear"/>
             <w:tcMar>
               <w:top w:type="dxa" w:w="100"/>
               <w:left w:type="dxa" w:w="120"/>
@@ -2994,12 +2994,12 @@
           <w:tcPr>
             <w:tcW w:type="dxa" w:w="1560"/>
             <w:tcBorders>
-              <w:top w:val="single" w:color="1B4F72" w:sz="1"/>
-              <w:left w:val="single" w:color="1B4F72" w:sz="1"/>
-              <w:bottom w:val="single" w:color="1B4F72" w:sz="1"/>
-              <w:right w:val="single" w:color="1B4F72" w:sz="1"/>
-            </w:tcBorders>
-            <w:shd w:fill="1B4F72" w:val="clear"/>
+              <w:top w:val="single" w:color="2C2826" w:sz="1"/>
+              <w:left w:val="single" w:color="2C2826" w:sz="1"/>
+              <w:bottom w:val="single" w:color="2C2826" w:sz="1"/>
+              <w:right w:val="single" w:color="2C2826" w:sz="1"/>
+            </w:tcBorders>
+            <w:shd w:fill="2C2826" w:val="clear"/>
             <w:tcMar>
               <w:top w:type="dxa" w:w="100"/>
               <w:left w:type="dxa" w:w="120"/>
@@ -3029,12 +3029,12 @@
           <w:tcPr>
             <w:tcW w:type="dxa" w:w="1560"/>
             <w:tcBorders>
-              <w:top w:val="single" w:color="1B4F72" w:sz="1"/>
-              <w:left w:val="single" w:color="1B4F72" w:sz="1"/>
-              <w:bottom w:val="single" w:color="1B4F72" w:sz="1"/>
-              <w:right w:val="single" w:color="1B4F72" w:sz="1"/>
-            </w:tcBorders>
-            <w:shd w:fill="1B4F72" w:val="clear"/>
+              <w:top w:val="single" w:color="2C2826" w:sz="1"/>
+              <w:left w:val="single" w:color="2C2826" w:sz="1"/>
+              <w:bottom w:val="single" w:color="2C2826" w:sz="1"/>
+              <w:right w:val="single" w:color="2C2826" w:sz="1"/>
+            </w:tcBorders>
+            <w:shd w:fill="2C2826" w:val="clear"/>
             <w:tcMar>
               <w:top w:type="dxa" w:w="100"/>
               <w:left w:type="dxa" w:w="120"/>
@@ -3064,12 +3064,12 @@
           <w:tcPr>
             <w:tcW w:type="dxa" w:w="3120"/>
             <w:tcBorders>
-              <w:top w:val="single" w:color="1B4F72" w:sz="1"/>
-              <w:left w:val="single" w:color="1B4F72" w:sz="1"/>
-              <w:bottom w:val="single" w:color="1B4F72" w:sz="1"/>
-              <w:right w:val="single" w:color="1B4F72" w:sz="1"/>
-            </w:tcBorders>
-            <w:shd w:fill="1B4F72" w:val="clear"/>
+              <w:top w:val="single" w:color="2C2826" w:sz="1"/>
+              <w:left w:val="single" w:color="2C2826" w:sz="1"/>
+              <w:bottom w:val="single" w:color="2C2826" w:sz="1"/>
+              <w:right w:val="single" w:color="2C2826" w:sz="1"/>
+            </w:tcBorders>
+            <w:shd w:fill="2C2826" w:val="clear"/>
             <w:tcMar>
               <w:top w:type="dxa" w:w="100"/>
               <w:left w:type="dxa" w:w="120"/>
@@ -3278,7 +3278,7 @@
               <w:bottom w:val="single" w:color="CCCCCC" w:sz="1"/>
               <w:right w:val="single" w:color="CCCCCC" w:sz="1"/>
             </w:tcBorders>
-            <w:shd w:fill="D6EAF8" w:val="clear"/>
+            <w:shd w:fill="FFF0EB" w:val="clear"/>
             <w:tcMar>
               <w:top w:type="dxa" w:w="80"/>
               <w:left w:type="dxa" w:w="120"/>
@@ -3313,7 +3313,7 @@
               <w:bottom w:val="single" w:color="CCCCCC" w:sz="1"/>
               <w:right w:val="single" w:color="CCCCCC" w:sz="1"/>
             </w:tcBorders>
-            <w:shd w:fill="D6EAF8" w:val="clear"/>
+            <w:shd w:fill="FFF0EB" w:val="clear"/>
             <w:tcMar>
               <w:top w:type="dxa" w:w="80"/>
               <w:left w:type="dxa" w:w="120"/>
@@ -3348,7 +3348,7 @@
               <w:bottom w:val="single" w:color="CCCCCC" w:sz="1"/>
               <w:right w:val="single" w:color="CCCCCC" w:sz="1"/>
             </w:tcBorders>
-            <w:shd w:fill="D6EAF8" w:val="clear"/>
+            <w:shd w:fill="FFF0EB" w:val="clear"/>
             <w:tcMar>
               <w:top w:type="dxa" w:w="80"/>
               <w:left w:type="dxa" w:w="120"/>
@@ -3383,7 +3383,7 @@
               <w:bottom w:val="single" w:color="CCCCCC" w:sz="1"/>
               <w:right w:val="single" w:color="CCCCCC" w:sz="1"/>
             </w:tcBorders>
-            <w:shd w:fill="D6EAF8" w:val="clear"/>
+            <w:shd w:fill="FFF0EB" w:val="clear"/>
             <w:tcMar>
               <w:top w:type="dxa" w:w="80"/>
               <w:left w:type="dxa" w:w="120"/>
@@ -3418,7 +3418,7 @@
               <w:bottom w:val="single" w:color="CCCCCC" w:sz="1"/>
               <w:right w:val="single" w:color="CCCCCC" w:sz="1"/>
             </w:tcBorders>
-            <w:shd w:fill="D6EAF8" w:val="clear"/>
+            <w:shd w:fill="FFF0EB" w:val="clear"/>
             <w:tcMar>
               <w:top w:type="dxa" w:w="80"/>
               <w:left w:type="dxa" w:w="120"/>
@@ -3646,12 +3646,12 @@
           <w:tcPr>
             <w:tcW w:type="dxa" w:w="9360"/>
             <w:tcBorders>
-              <w:top w:val="single" w:color="2E86C1" w:sz="12"/>
-              <w:left w:val="single" w:color="2E86C1" w:sz="12"/>
-              <w:bottom w:val="single" w:color="CCCCCC" w:sz="1"/>
-              <w:right w:val="single" w:color="CCCCCC" w:sz="1"/>
-            </w:tcBorders>
-            <w:shd w:fill="D6EAF8" w:val="clear"/>
+              <w:top w:val="single" w:color="E5503F" w:sz="12"/>
+              <w:left w:val="single" w:color="E5503F" w:sz="12"/>
+              <w:bottom w:val="single" w:color="CCCCCC" w:sz="1"/>
+              <w:right w:val="single" w:color="CCCCCC" w:sz="1"/>
+            </w:tcBorders>
+            <w:shd w:fill="FFF0EB" w:val="clear"/>
             <w:tcMar>
               <w:top w:type="dxa" w:w="120"/>
               <w:left w:type="dxa" w:w="200"/>
@@ -3665,7 +3665,7 @@
                 <w:rFonts w:ascii="Arial" w:cs="Arial" w:eastAsia="Arial" w:hAnsi="Arial"/>
                 <w:b/>
                 <w:bCs/>
-                <w:color w:val="1B4F72"/>
+                <w:color w:val="2C2826"/>
                 <w:sz w:val="20"/>
                 <w:szCs w:val="20"/>
               </w:rPr>
@@ -3731,7 +3731,7 @@
           <w:rFonts w:ascii="Arial" w:cs="Arial" w:eastAsia="Arial" w:hAnsi="Arial"/>
           <w:b/>
           <w:bCs/>
-          <w:color w:val="2E86C1"/>
+          <w:color w:val="E5503F"/>
           <w:sz w:val="28"/>
           <w:szCs w:val="28"/>
         </w:rPr>
@@ -3764,12 +3764,12 @@
           <w:tcPr>
             <w:tcW w:type="dxa" w:w="2000"/>
             <w:tcBorders>
-              <w:top w:val="single" w:color="1B4F72" w:sz="1"/>
-              <w:left w:val="single" w:color="1B4F72" w:sz="1"/>
-              <w:bottom w:val="single" w:color="1B4F72" w:sz="1"/>
-              <w:right w:val="single" w:color="1B4F72" w:sz="1"/>
-            </w:tcBorders>
-            <w:shd w:fill="1B4F72" w:val="clear"/>
+              <w:top w:val="single" w:color="2C2826" w:sz="1"/>
+              <w:left w:val="single" w:color="2C2826" w:sz="1"/>
+              <w:bottom w:val="single" w:color="2C2826" w:sz="1"/>
+              <w:right w:val="single" w:color="2C2826" w:sz="1"/>
+            </w:tcBorders>
+            <w:shd w:fill="2C2826" w:val="clear"/>
             <w:tcMar>
               <w:top w:type="dxa" w:w="100"/>
               <w:left w:type="dxa" w:w="120"/>
@@ -3799,12 +3799,12 @@
           <w:tcPr>
             <w:tcW w:type="dxa" w:w="1400"/>
             <w:tcBorders>
-              <w:top w:val="single" w:color="1B4F72" w:sz="1"/>
-              <w:left w:val="single" w:color="1B4F72" w:sz="1"/>
-              <w:bottom w:val="single" w:color="1B4F72" w:sz="1"/>
-              <w:right w:val="single" w:color="1B4F72" w:sz="1"/>
-            </w:tcBorders>
-            <w:shd w:fill="1B4F72" w:val="clear"/>
+              <w:top w:val="single" w:color="2C2826" w:sz="1"/>
+              <w:left w:val="single" w:color="2C2826" w:sz="1"/>
+              <w:bottom w:val="single" w:color="2C2826" w:sz="1"/>
+              <w:right w:val="single" w:color="2C2826" w:sz="1"/>
+            </w:tcBorders>
+            <w:shd w:fill="2C2826" w:val="clear"/>
             <w:tcMar>
               <w:top w:type="dxa" w:w="100"/>
               <w:left w:type="dxa" w:w="120"/>
@@ -3834,12 +3834,12 @@
           <w:tcPr>
             <w:tcW w:type="dxa" w:w="1200"/>
             <w:tcBorders>
-              <w:top w:val="single" w:color="1B4F72" w:sz="1"/>
-              <w:left w:val="single" w:color="1B4F72" w:sz="1"/>
-              <w:bottom w:val="single" w:color="1B4F72" w:sz="1"/>
-              <w:right w:val="single" w:color="1B4F72" w:sz="1"/>
-            </w:tcBorders>
-            <w:shd w:fill="1B4F72" w:val="clear"/>
+              <w:top w:val="single" w:color="2C2826" w:sz="1"/>
+              <w:left w:val="single" w:color="2C2826" w:sz="1"/>
+              <w:bottom w:val="single" w:color="2C2826" w:sz="1"/>
+              <w:right w:val="single" w:color="2C2826" w:sz="1"/>
+            </w:tcBorders>
+            <w:shd w:fill="2C2826" w:val="clear"/>
             <w:tcMar>
               <w:top w:type="dxa" w:w="100"/>
               <w:left w:type="dxa" w:w="120"/>
@@ -3869,12 +3869,12 @@
           <w:tcPr>
             <w:tcW w:type="dxa" w:w="1200"/>
             <w:tcBorders>
-              <w:top w:val="single" w:color="1B4F72" w:sz="1"/>
-              <w:left w:val="single" w:color="1B4F72" w:sz="1"/>
-              <w:bottom w:val="single" w:color="1B4F72" w:sz="1"/>
-              <w:right w:val="single" w:color="1B4F72" w:sz="1"/>
-            </w:tcBorders>
-            <w:shd w:fill="1B4F72" w:val="clear"/>
+              <w:top w:val="single" w:color="2C2826" w:sz="1"/>
+              <w:left w:val="single" w:color="2C2826" w:sz="1"/>
+              <w:bottom w:val="single" w:color="2C2826" w:sz="1"/>
+              <w:right w:val="single" w:color="2C2826" w:sz="1"/>
+            </w:tcBorders>
+            <w:shd w:fill="2C2826" w:val="clear"/>
             <w:tcMar>
               <w:top w:type="dxa" w:w="100"/>
               <w:left w:type="dxa" w:w="120"/>
@@ -3904,12 +3904,12 @@
           <w:tcPr>
             <w:tcW w:type="dxa" w:w="1280"/>
             <w:tcBorders>
-              <w:top w:val="single" w:color="1B4F72" w:sz="1"/>
-              <w:left w:val="single" w:color="1B4F72" w:sz="1"/>
-              <w:bottom w:val="single" w:color="1B4F72" w:sz="1"/>
-              <w:right w:val="single" w:color="1B4F72" w:sz="1"/>
-            </w:tcBorders>
-            <w:shd w:fill="1B4F72" w:val="clear"/>
+              <w:top w:val="single" w:color="2C2826" w:sz="1"/>
+              <w:left w:val="single" w:color="2C2826" w:sz="1"/>
+              <w:bottom w:val="single" w:color="2C2826" w:sz="1"/>
+              <w:right w:val="single" w:color="2C2826" w:sz="1"/>
+            </w:tcBorders>
+            <w:shd w:fill="2C2826" w:val="clear"/>
             <w:tcMar>
               <w:top w:type="dxa" w:w="100"/>
               <w:left w:type="dxa" w:w="120"/>
@@ -3939,12 +3939,12 @@
           <w:tcPr>
             <w:tcW w:type="dxa" w:w="1280"/>
             <w:tcBorders>
-              <w:top w:val="single" w:color="1B4F72" w:sz="1"/>
-              <w:left w:val="single" w:color="1B4F72" w:sz="1"/>
-              <w:bottom w:val="single" w:color="1B4F72" w:sz="1"/>
-              <w:right w:val="single" w:color="1B4F72" w:sz="1"/>
-            </w:tcBorders>
-            <w:shd w:fill="1B4F72" w:val="clear"/>
+              <w:top w:val="single" w:color="2C2826" w:sz="1"/>
+              <w:left w:val="single" w:color="2C2826" w:sz="1"/>
+              <w:bottom w:val="single" w:color="2C2826" w:sz="1"/>
+              <w:right w:val="single" w:color="2C2826" w:sz="1"/>
+            </w:tcBorders>
+            <w:shd w:fill="2C2826" w:val="clear"/>
             <w:tcMar>
               <w:top w:type="dxa" w:w="100"/>
               <w:left w:type="dxa" w:w="120"/>
@@ -3974,12 +3974,12 @@
           <w:tcPr>
             <w:tcW w:type="dxa" w:w="1000"/>
             <w:tcBorders>
-              <w:top w:val="single" w:color="1B4F72" w:sz="1"/>
-              <w:left w:val="single" w:color="1B4F72" w:sz="1"/>
-              <w:bottom w:val="single" w:color="1B4F72" w:sz="1"/>
-              <w:right w:val="single" w:color="1B4F72" w:sz="1"/>
-            </w:tcBorders>
-            <w:shd w:fill="1B4F72" w:val="clear"/>
+              <w:top w:val="single" w:color="2C2826" w:sz="1"/>
+              <w:left w:val="single" w:color="2C2826" w:sz="1"/>
+              <w:bottom w:val="single" w:color="2C2826" w:sz="1"/>
+              <w:right w:val="single" w:color="2C2826" w:sz="1"/>
+            </w:tcBorders>
+            <w:shd w:fill="2C2826" w:val="clear"/>
             <w:tcMar>
               <w:top w:type="dxa" w:w="100"/>
               <w:left w:type="dxa" w:w="120"/>
@@ -4256,7 +4256,7 @@
               <w:bottom w:val="single" w:color="CCCCCC" w:sz="1"/>
               <w:right w:val="single" w:color="CCCCCC" w:sz="1"/>
             </w:tcBorders>
-            <w:shd w:fill="F2F3F4" w:val="clear"/>
+            <w:shd w:fill="FFF8F3" w:val="clear"/>
             <w:tcMar>
               <w:top w:type="dxa" w:w="80"/>
               <w:left w:type="dxa" w:w="120"/>
@@ -4291,7 +4291,7 @@
               <w:bottom w:val="single" w:color="CCCCCC" w:sz="1"/>
               <w:right w:val="single" w:color="CCCCCC" w:sz="1"/>
             </w:tcBorders>
-            <w:shd w:fill="F2F3F4" w:val="clear"/>
+            <w:shd w:fill="FFF8F3" w:val="clear"/>
             <w:tcMar>
               <w:top w:type="dxa" w:w="80"/>
               <w:left w:type="dxa" w:w="120"/>
@@ -4326,7 +4326,7 @@
               <w:bottom w:val="single" w:color="CCCCCC" w:sz="1"/>
               <w:right w:val="single" w:color="CCCCCC" w:sz="1"/>
             </w:tcBorders>
-            <w:shd w:fill="F2F3F4" w:val="clear"/>
+            <w:shd w:fill="FFF8F3" w:val="clear"/>
             <w:tcMar>
               <w:top w:type="dxa" w:w="80"/>
               <w:left w:type="dxa" w:w="120"/>
@@ -4361,7 +4361,7 @@
               <w:bottom w:val="single" w:color="CCCCCC" w:sz="1"/>
               <w:right w:val="single" w:color="CCCCCC" w:sz="1"/>
             </w:tcBorders>
-            <w:shd w:fill="F2F3F4" w:val="clear"/>
+            <w:shd w:fill="FFF8F3" w:val="clear"/>
             <w:tcMar>
               <w:top w:type="dxa" w:w="80"/>
               <w:left w:type="dxa" w:w="120"/>
@@ -4396,7 +4396,7 @@
               <w:bottom w:val="single" w:color="CCCCCC" w:sz="1"/>
               <w:right w:val="single" w:color="CCCCCC" w:sz="1"/>
             </w:tcBorders>
-            <w:shd w:fill="F2F3F4" w:val="clear"/>
+            <w:shd w:fill="FFF8F3" w:val="clear"/>
             <w:tcMar>
               <w:top w:type="dxa" w:w="80"/>
               <w:left w:type="dxa" w:w="120"/>
@@ -4431,7 +4431,7 @@
               <w:bottom w:val="single" w:color="CCCCCC" w:sz="1"/>
               <w:right w:val="single" w:color="CCCCCC" w:sz="1"/>
             </w:tcBorders>
-            <w:shd w:fill="F2F3F4" w:val="clear"/>
+            <w:shd w:fill="FFF8F3" w:val="clear"/>
             <w:tcMar>
               <w:top w:type="dxa" w:w="80"/>
               <w:left w:type="dxa" w:w="120"/>
@@ -4466,7 +4466,7 @@
               <w:bottom w:val="single" w:color="CCCCCC" w:sz="1"/>
               <w:right w:val="single" w:color="CCCCCC" w:sz="1"/>
             </w:tcBorders>
-            <w:shd w:fill="F2F3F4" w:val="clear"/>
+            <w:shd w:fill="FFF8F3" w:val="clear"/>
             <w:tcMar>
               <w:top w:type="dxa" w:w="80"/>
               <w:left w:type="dxa" w:w="120"/>
@@ -4743,7 +4743,7 @@
               <w:bottom w:val="single" w:color="CCCCCC" w:sz="1"/>
               <w:right w:val="single" w:color="CCCCCC" w:sz="1"/>
             </w:tcBorders>
-            <w:shd w:fill="D6EAF8" w:val="clear"/>
+            <w:shd w:fill="FFF0EB" w:val="clear"/>
             <w:tcMar>
               <w:top w:type="dxa" w:w="80"/>
               <w:left w:type="dxa" w:w="120"/>
@@ -4778,7 +4778,7 @@
               <w:bottom w:val="single" w:color="CCCCCC" w:sz="1"/>
               <w:right w:val="single" w:color="CCCCCC" w:sz="1"/>
             </w:tcBorders>
-            <w:shd w:fill="D6EAF8" w:val="clear"/>
+            <w:shd w:fill="FFF0EB" w:val="clear"/>
             <w:tcMar>
               <w:top w:type="dxa" w:w="80"/>
               <w:left w:type="dxa" w:w="120"/>
@@ -4813,7 +4813,7 @@
               <w:bottom w:val="single" w:color="CCCCCC" w:sz="1"/>
               <w:right w:val="single" w:color="CCCCCC" w:sz="1"/>
             </w:tcBorders>
-            <w:shd w:fill="D6EAF8" w:val="clear"/>
+            <w:shd w:fill="FFF0EB" w:val="clear"/>
             <w:tcMar>
               <w:top w:type="dxa" w:w="80"/>
               <w:left w:type="dxa" w:w="120"/>
@@ -4848,7 +4848,7 @@
               <w:bottom w:val="single" w:color="CCCCCC" w:sz="1"/>
               <w:right w:val="single" w:color="CCCCCC" w:sz="1"/>
             </w:tcBorders>
-            <w:shd w:fill="D6EAF8" w:val="clear"/>
+            <w:shd w:fill="FFF0EB" w:val="clear"/>
             <w:tcMar>
               <w:top w:type="dxa" w:w="80"/>
               <w:left w:type="dxa" w:w="120"/>
@@ -4866,7 +4866,7 @@
                 <w:rFonts w:ascii="Arial" w:cs="Arial" w:eastAsia="Arial" w:hAnsi="Arial"/>
                 <w:b/>
                 <w:bCs/>
-                <w:color w:val="1E8449"/>
+                <w:color w:val="4CAF50"/>
                 <w:sz w:val="20"/>
                 <w:szCs w:val="20"/>
               </w:rPr>
@@ -4883,7 +4883,7 @@
               <w:bottom w:val="single" w:color="CCCCCC" w:sz="1"/>
               <w:right w:val="single" w:color="CCCCCC" w:sz="1"/>
             </w:tcBorders>
-            <w:shd w:fill="D6EAF8" w:val="clear"/>
+            <w:shd w:fill="FFF0EB" w:val="clear"/>
             <w:tcMar>
               <w:top w:type="dxa" w:w="80"/>
               <w:left w:type="dxa" w:w="120"/>
@@ -4918,7 +4918,7 @@
               <w:bottom w:val="single" w:color="CCCCCC" w:sz="1"/>
               <w:right w:val="single" w:color="CCCCCC" w:sz="1"/>
             </w:tcBorders>
-            <w:shd w:fill="D6EAF8" w:val="clear"/>
+            <w:shd w:fill="FFF0EB" w:val="clear"/>
             <w:tcMar>
               <w:top w:type="dxa" w:w="80"/>
               <w:left w:type="dxa" w:w="120"/>
@@ -4953,7 +4953,7 @@
               <w:bottom w:val="single" w:color="CCCCCC" w:sz="1"/>
               <w:right w:val="single" w:color="CCCCCC" w:sz="1"/>
             </w:tcBorders>
-            <w:shd w:fill="D6EAF8" w:val="clear"/>
+            <w:shd w:fill="FFF0EB" w:val="clear"/>
             <w:tcMar>
               <w:top w:type="dxa" w:w="80"/>
               <w:left w:type="dxa" w:w="120"/>
@@ -4999,7 +4999,7 @@
           <w:rFonts w:ascii="Arial" w:cs="Arial" w:eastAsia="Arial" w:hAnsi="Arial"/>
           <w:b/>
           <w:bCs/>
-          <w:color w:val="2E86C1"/>
+          <w:color w:val="E5503F"/>
           <w:sz w:val="28"/>
           <w:szCs w:val="28"/>
         </w:rPr>
@@ -5027,12 +5027,12 @@
           <w:tcPr>
             <w:tcW w:type="dxa" w:w="4680"/>
             <w:tcBorders>
-              <w:top w:val="single" w:color="1B4F72" w:sz="1"/>
-              <w:left w:val="single" w:color="1B4F72" w:sz="1"/>
-              <w:bottom w:val="single" w:color="1B4F72" w:sz="1"/>
-              <w:right w:val="single" w:color="1B4F72" w:sz="1"/>
-            </w:tcBorders>
-            <w:shd w:fill="1B4F72" w:val="clear"/>
+              <w:top w:val="single" w:color="2C2826" w:sz="1"/>
+              <w:left w:val="single" w:color="2C2826" w:sz="1"/>
+              <w:bottom w:val="single" w:color="2C2826" w:sz="1"/>
+              <w:right w:val="single" w:color="2C2826" w:sz="1"/>
+            </w:tcBorders>
+            <w:shd w:fill="2C2826" w:val="clear"/>
             <w:tcMar>
               <w:top w:type="dxa" w:w="100"/>
               <w:left w:type="dxa" w:w="120"/>
@@ -5062,12 +5062,12 @@
           <w:tcPr>
             <w:tcW w:type="dxa" w:w="4680"/>
             <w:tcBorders>
-              <w:top w:val="single" w:color="1B4F72" w:sz="1"/>
-              <w:left w:val="single" w:color="1B4F72" w:sz="1"/>
-              <w:bottom w:val="single" w:color="1B4F72" w:sz="1"/>
-              <w:right w:val="single" w:color="1B4F72" w:sz="1"/>
-            </w:tcBorders>
-            <w:shd w:fill="1B4F72" w:val="clear"/>
+              <w:top w:val="single" w:color="2C2826" w:sz="1"/>
+              <w:left w:val="single" w:color="2C2826" w:sz="1"/>
+              <w:bottom w:val="single" w:color="2C2826" w:sz="1"/>
+              <w:right w:val="single" w:color="2C2826" w:sz="1"/>
+            </w:tcBorders>
+            <w:shd w:fill="2C2826" w:val="clear"/>
             <w:tcMar>
               <w:top w:type="dxa" w:w="100"/>
               <w:left w:type="dxa" w:w="120"/>
@@ -5174,7 +5174,7 @@
               <w:bottom w:val="single" w:color="CCCCCC" w:sz="1"/>
               <w:right w:val="single" w:color="CCCCCC" w:sz="1"/>
             </w:tcBorders>
-            <w:shd w:fill="F2F3F4" w:val="clear"/>
+            <w:shd w:fill="FFF8F3" w:val="clear"/>
             <w:tcMar>
               <w:top w:type="dxa" w:w="80"/>
               <w:left w:type="dxa" w:w="120"/>
@@ -5209,7 +5209,7 @@
               <w:bottom w:val="single" w:color="CCCCCC" w:sz="1"/>
               <w:right w:val="single" w:color="CCCCCC" w:sz="1"/>
             </w:tcBorders>
-            <w:shd w:fill="F2F3F4" w:val="clear"/>
+            <w:shd w:fill="FFF8F3" w:val="clear"/>
             <w:tcMar>
               <w:top w:type="dxa" w:w="80"/>
               <w:left w:type="dxa" w:w="120"/>
@@ -5316,7 +5316,7 @@
               <w:bottom w:val="single" w:color="CCCCCC" w:sz="1"/>
               <w:right w:val="single" w:color="CCCCCC" w:sz="1"/>
             </w:tcBorders>
-            <w:shd w:fill="F2F3F4" w:val="clear"/>
+            <w:shd w:fill="FFF8F3" w:val="clear"/>
             <w:tcMar>
               <w:top w:type="dxa" w:w="80"/>
               <w:left w:type="dxa" w:w="120"/>
@@ -5351,7 +5351,7 @@
               <w:bottom w:val="single" w:color="CCCCCC" w:sz="1"/>
               <w:right w:val="single" w:color="CCCCCC" w:sz="1"/>
             </w:tcBorders>
-            <w:shd w:fill="F2F3F4" w:val="clear"/>
+            <w:shd w:fill="FFF8F3" w:val="clear"/>
             <w:tcMar>
               <w:top w:type="dxa" w:w="80"/>
               <w:left w:type="dxa" w:w="120"/>
@@ -5458,7 +5458,7 @@
               <w:bottom w:val="single" w:color="CCCCCC" w:sz="1"/>
               <w:right w:val="single" w:color="CCCCCC" w:sz="1"/>
             </w:tcBorders>
-            <w:shd w:fill="F2F3F4" w:val="clear"/>
+            <w:shd w:fill="FFF8F3" w:val="clear"/>
             <w:tcMar>
               <w:top w:type="dxa" w:w="80"/>
               <w:left w:type="dxa" w:w="120"/>
@@ -5493,7 +5493,7 @@
               <w:bottom w:val="single" w:color="CCCCCC" w:sz="1"/>
               <w:right w:val="single" w:color="CCCCCC" w:sz="1"/>
             </w:tcBorders>
-            <w:shd w:fill="F2F3F4" w:val="clear"/>
+            <w:shd w:fill="FFF8F3" w:val="clear"/>
             <w:tcMar>
               <w:top w:type="dxa" w:w="80"/>
               <w:left w:type="dxa" w:w="120"/>
@@ -5609,7 +5609,7 @@
           <w:rFonts w:ascii="Arial" w:cs="Arial" w:eastAsia="Arial" w:hAnsi="Arial"/>
           <w:b/>
           <w:bCs/>
-          <w:color w:val="2E86C1"/>
+          <w:color w:val="E5503F"/>
           <w:sz w:val="28"/>
           <w:szCs w:val="28"/>
         </w:rPr>
@@ -5724,7 +5724,7 @@
           <w:rFonts w:ascii="Arial" w:cs="Arial" w:eastAsia="Arial" w:hAnsi="Arial"/>
           <w:b/>
           <w:bCs/>
-          <w:color w:val="2E86C1"/>
+          <w:color w:val="E5503F"/>
           <w:sz w:val="28"/>
           <w:szCs w:val="28"/>
         </w:rPr>
@@ -5753,12 +5753,12 @@
           <w:tcPr>
             <w:tcW w:type="dxa" w:w="2400"/>
             <w:tcBorders>
-              <w:top w:val="single" w:color="1B4F72" w:sz="1"/>
-              <w:left w:val="single" w:color="1B4F72" w:sz="1"/>
-              <w:bottom w:val="single" w:color="1B4F72" w:sz="1"/>
-              <w:right w:val="single" w:color="1B4F72" w:sz="1"/>
-            </w:tcBorders>
-            <w:shd w:fill="1B4F72" w:val="clear"/>
+              <w:top w:val="single" w:color="2C2826" w:sz="1"/>
+              <w:left w:val="single" w:color="2C2826" w:sz="1"/>
+              <w:bottom w:val="single" w:color="2C2826" w:sz="1"/>
+              <w:right w:val="single" w:color="2C2826" w:sz="1"/>
+            </w:tcBorders>
+            <w:shd w:fill="2C2826" w:val="clear"/>
             <w:tcMar>
               <w:top w:type="dxa" w:w="100"/>
               <w:left w:type="dxa" w:w="120"/>
@@ -5788,12 +5788,12 @@
           <w:tcPr>
             <w:tcW w:type="dxa" w:w="1000"/>
             <w:tcBorders>
-              <w:top w:val="single" w:color="1B4F72" w:sz="1"/>
-              <w:left w:val="single" w:color="1B4F72" w:sz="1"/>
-              <w:bottom w:val="single" w:color="1B4F72" w:sz="1"/>
-              <w:right w:val="single" w:color="1B4F72" w:sz="1"/>
-            </w:tcBorders>
-            <w:shd w:fill="1B4F72" w:val="clear"/>
+              <w:top w:val="single" w:color="2C2826" w:sz="1"/>
+              <w:left w:val="single" w:color="2C2826" w:sz="1"/>
+              <w:bottom w:val="single" w:color="2C2826" w:sz="1"/>
+              <w:right w:val="single" w:color="2C2826" w:sz="1"/>
+            </w:tcBorders>
+            <w:shd w:fill="2C2826" w:val="clear"/>
             <w:tcMar>
               <w:top w:type="dxa" w:w="100"/>
               <w:left w:type="dxa" w:w="120"/>
@@ -5823,12 +5823,12 @@
           <w:tcPr>
             <w:tcW w:type="dxa" w:w="5960"/>
             <w:tcBorders>
-              <w:top w:val="single" w:color="1B4F72" w:sz="1"/>
-              <w:left w:val="single" w:color="1B4F72" w:sz="1"/>
-              <w:bottom w:val="single" w:color="1B4F72" w:sz="1"/>
-              <w:right w:val="single" w:color="1B4F72" w:sz="1"/>
-            </w:tcBorders>
-            <w:shd w:fill="1B4F72" w:val="clear"/>
+              <w:top w:val="single" w:color="2C2826" w:sz="1"/>
+              <w:left w:val="single" w:color="2C2826" w:sz="1"/>
+              <w:bottom w:val="single" w:color="2C2826" w:sz="1"/>
+              <w:right w:val="single" w:color="2C2826" w:sz="1"/>
+            </w:tcBorders>
+            <w:shd w:fill="2C2826" w:val="clear"/>
             <w:tcMar>
               <w:top w:type="dxa" w:w="100"/>
               <w:left w:type="dxa" w:w="120"/>
@@ -5969,7 +5969,7 @@
               <w:bottom w:val="single" w:color="CCCCCC" w:sz="1"/>
               <w:right w:val="single" w:color="CCCCCC" w:sz="1"/>
             </w:tcBorders>
-            <w:shd w:fill="F2F3F4" w:val="clear"/>
+            <w:shd w:fill="FFF8F3" w:val="clear"/>
             <w:tcMar>
               <w:top w:type="dxa" w:w="80"/>
               <w:left w:type="dxa" w:w="120"/>
@@ -6004,7 +6004,7 @@
               <w:bottom w:val="single" w:color="CCCCCC" w:sz="1"/>
               <w:right w:val="single" w:color="CCCCCC" w:sz="1"/>
             </w:tcBorders>
-            <w:shd w:fill="F2F3F4" w:val="clear"/>
+            <w:shd w:fill="FFF8F3" w:val="clear"/>
             <w:tcMar>
               <w:top w:type="dxa" w:w="80"/>
               <w:left w:type="dxa" w:w="120"/>
@@ -6039,7 +6039,7 @@
               <w:bottom w:val="single" w:color="CCCCCC" w:sz="1"/>
               <w:right w:val="single" w:color="CCCCCC" w:sz="1"/>
             </w:tcBorders>
-            <w:shd w:fill="F2F3F4" w:val="clear"/>
+            <w:shd w:fill="FFF8F3" w:val="clear"/>
             <w:tcMar>
               <w:top w:type="dxa" w:w="80"/>
               <w:left w:type="dxa" w:w="120"/>
@@ -6180,7 +6180,7 @@
               <w:bottom w:val="single" w:color="CCCCCC" w:sz="1"/>
               <w:right w:val="single" w:color="CCCCCC" w:sz="1"/>
             </w:tcBorders>
-            <w:shd w:fill="F2F3F4" w:val="clear"/>
+            <w:shd w:fill="FFF8F3" w:val="clear"/>
             <w:tcMar>
               <w:top w:type="dxa" w:w="80"/>
               <w:left w:type="dxa" w:w="120"/>
@@ -6215,7 +6215,7 @@
               <w:bottom w:val="single" w:color="CCCCCC" w:sz="1"/>
               <w:right w:val="single" w:color="CCCCCC" w:sz="1"/>
             </w:tcBorders>
-            <w:shd w:fill="F2F3F4" w:val="clear"/>
+            <w:shd w:fill="FFF8F3" w:val="clear"/>
             <w:tcMar>
               <w:top w:type="dxa" w:w="80"/>
               <w:left w:type="dxa" w:w="120"/>
@@ -6250,7 +6250,7 @@
               <w:bottom w:val="single" w:color="CCCCCC" w:sz="1"/>
               <w:right w:val="single" w:color="CCCCCC" w:sz="1"/>
             </w:tcBorders>
-            <w:shd w:fill="F2F3F4" w:val="clear"/>
+            <w:shd w:fill="FFF8F3" w:val="clear"/>
             <w:tcMar>
               <w:top w:type="dxa" w:w="80"/>
               <w:left w:type="dxa" w:w="120"/>
@@ -6400,7 +6400,7 @@
           <w:rFonts w:ascii="Arial" w:cs="Arial" w:eastAsia="Arial" w:hAnsi="Arial"/>
           <w:b/>
           <w:bCs/>
-          <w:color w:val="2E86C1"/>
+          <w:color w:val="E5503F"/>
           <w:sz w:val="28"/>
           <w:szCs w:val="28"/>
         </w:rPr>
@@ -6430,12 +6430,12 @@
           <w:tcPr>
             <w:tcW w:type="dxa" w:w="1400"/>
             <w:tcBorders>
-              <w:top w:val="single" w:color="1B4F72" w:sz="1"/>
-              <w:left w:val="single" w:color="1B4F72" w:sz="1"/>
-              <w:bottom w:val="single" w:color="1B4F72" w:sz="1"/>
-              <w:right w:val="single" w:color="1B4F72" w:sz="1"/>
-            </w:tcBorders>
-            <w:shd w:fill="1B4F72" w:val="clear"/>
+              <w:top w:val="single" w:color="2C2826" w:sz="1"/>
+              <w:left w:val="single" w:color="2C2826" w:sz="1"/>
+              <w:bottom w:val="single" w:color="2C2826" w:sz="1"/>
+              <w:right w:val="single" w:color="2C2826" w:sz="1"/>
+            </w:tcBorders>
+            <w:shd w:fill="2C2826" w:val="clear"/>
             <w:tcMar>
               <w:top w:type="dxa" w:w="100"/>
               <w:left w:type="dxa" w:w="120"/>
@@ -6465,12 +6465,12 @@
           <w:tcPr>
             <w:tcW w:type="dxa" w:w="1400"/>
             <w:tcBorders>
-              <w:top w:val="single" w:color="1B4F72" w:sz="1"/>
-              <w:left w:val="single" w:color="1B4F72" w:sz="1"/>
-              <w:bottom w:val="single" w:color="1B4F72" w:sz="1"/>
-              <w:right w:val="single" w:color="1B4F72" w:sz="1"/>
-            </w:tcBorders>
-            <w:shd w:fill="1B4F72" w:val="clear"/>
+              <w:top w:val="single" w:color="2C2826" w:sz="1"/>
+              <w:left w:val="single" w:color="2C2826" w:sz="1"/>
+              <w:bottom w:val="single" w:color="2C2826" w:sz="1"/>
+              <w:right w:val="single" w:color="2C2826" w:sz="1"/>
+            </w:tcBorders>
+            <w:shd w:fill="2C2826" w:val="clear"/>
             <w:tcMar>
               <w:top w:type="dxa" w:w="100"/>
               <w:left w:type="dxa" w:w="120"/>
@@ -6500,12 +6500,12 @@
           <w:tcPr>
             <w:tcW w:type="dxa" w:w="3160"/>
             <w:tcBorders>
-              <w:top w:val="single" w:color="1B4F72" w:sz="1"/>
-              <w:left w:val="single" w:color="1B4F72" w:sz="1"/>
-              <w:bottom w:val="single" w:color="1B4F72" w:sz="1"/>
-              <w:right w:val="single" w:color="1B4F72" w:sz="1"/>
-            </w:tcBorders>
-            <w:shd w:fill="1B4F72" w:val="clear"/>
+              <w:top w:val="single" w:color="2C2826" w:sz="1"/>
+              <w:left w:val="single" w:color="2C2826" w:sz="1"/>
+              <w:bottom w:val="single" w:color="2C2826" w:sz="1"/>
+              <w:right w:val="single" w:color="2C2826" w:sz="1"/>
+            </w:tcBorders>
+            <w:shd w:fill="2C2826" w:val="clear"/>
             <w:tcMar>
               <w:top w:type="dxa" w:w="100"/>
               <w:left w:type="dxa" w:w="120"/>
@@ -6535,12 +6535,12 @@
           <w:tcPr>
             <w:tcW w:type="dxa" w:w="3400"/>
             <w:tcBorders>
-              <w:top w:val="single" w:color="1B4F72" w:sz="1"/>
-              <w:left w:val="single" w:color="1B4F72" w:sz="1"/>
-              <w:bottom w:val="single" w:color="1B4F72" w:sz="1"/>
-              <w:right w:val="single" w:color="1B4F72" w:sz="1"/>
-            </w:tcBorders>
-            <w:shd w:fill="1B4F72" w:val="clear"/>
+              <w:top w:val="single" w:color="2C2826" w:sz="1"/>
+              <w:left w:val="single" w:color="2C2826" w:sz="1"/>
+              <w:bottom w:val="single" w:color="2C2826" w:sz="1"/>
+              <w:right w:val="single" w:color="2C2826" w:sz="1"/>
+            </w:tcBorders>
+            <w:shd w:fill="2C2826" w:val="clear"/>
             <w:tcMar>
               <w:top w:type="dxa" w:w="100"/>
               <w:left w:type="dxa" w:w="120"/>
@@ -6715,7 +6715,7 @@
               <w:bottom w:val="single" w:color="CCCCCC" w:sz="1"/>
               <w:right w:val="single" w:color="CCCCCC" w:sz="1"/>
             </w:tcBorders>
-            <w:shd w:fill="F2F3F4" w:val="clear"/>
+            <w:shd w:fill="FFF8F3" w:val="clear"/>
             <w:tcMar>
               <w:top w:type="dxa" w:w="80"/>
               <w:left w:type="dxa" w:w="120"/>
@@ -6750,7 +6750,7 @@
               <w:bottom w:val="single" w:color="CCCCCC" w:sz="1"/>
               <w:right w:val="single" w:color="CCCCCC" w:sz="1"/>
             </w:tcBorders>
-            <w:shd w:fill="F2F3F4" w:val="clear"/>
+            <w:shd w:fill="FFF8F3" w:val="clear"/>
             <w:tcMar>
               <w:top w:type="dxa" w:w="80"/>
               <w:left w:type="dxa" w:w="120"/>
@@ -6785,7 +6785,7 @@
               <w:bottom w:val="single" w:color="CCCCCC" w:sz="1"/>
               <w:right w:val="single" w:color="CCCCCC" w:sz="1"/>
             </w:tcBorders>
-            <w:shd w:fill="F2F3F4" w:val="clear"/>
+            <w:shd w:fill="FFF8F3" w:val="clear"/>
             <w:tcMar>
               <w:top w:type="dxa" w:w="80"/>
               <w:left w:type="dxa" w:w="120"/>
@@ -6820,7 +6820,7 @@
               <w:bottom w:val="single" w:color="CCCCCC" w:sz="1"/>
               <w:right w:val="single" w:color="CCCCCC" w:sz="1"/>
             </w:tcBorders>
-            <w:shd w:fill="F2F3F4" w:val="clear"/>
+            <w:shd w:fill="FFF8F3" w:val="clear"/>
             <w:tcMar>
               <w:top w:type="dxa" w:w="80"/>
               <w:left w:type="dxa" w:w="120"/>
@@ -6995,7 +6995,7 @@
               <w:bottom w:val="single" w:color="CCCCCC" w:sz="1"/>
               <w:right w:val="single" w:color="CCCCCC" w:sz="1"/>
             </w:tcBorders>
-            <w:shd w:fill="F2F3F4" w:val="clear"/>
+            <w:shd w:fill="FFF8F3" w:val="clear"/>
             <w:tcMar>
               <w:top w:type="dxa" w:w="80"/>
               <w:left w:type="dxa" w:w="120"/>
@@ -7030,7 +7030,7 @@
               <w:bottom w:val="single" w:color="CCCCCC" w:sz="1"/>
               <w:right w:val="single" w:color="CCCCCC" w:sz="1"/>
             </w:tcBorders>
-            <w:shd w:fill="F2F3F4" w:val="clear"/>
+            <w:shd w:fill="FFF8F3" w:val="clear"/>
             <w:tcMar>
               <w:top w:type="dxa" w:w="80"/>
               <w:left w:type="dxa" w:w="120"/>
@@ -7065,7 +7065,7 @@
               <w:bottom w:val="single" w:color="CCCCCC" w:sz="1"/>
               <w:right w:val="single" w:color="CCCCCC" w:sz="1"/>
             </w:tcBorders>
-            <w:shd w:fill="F2F3F4" w:val="clear"/>
+            <w:shd w:fill="FFF8F3" w:val="clear"/>
             <w:tcMar>
               <w:top w:type="dxa" w:w="80"/>
               <w:left w:type="dxa" w:w="120"/>
@@ -7100,7 +7100,7 @@
               <w:bottom w:val="single" w:color="CCCCCC" w:sz="1"/>
               <w:right w:val="single" w:color="CCCCCC" w:sz="1"/>
             </w:tcBorders>
-            <w:shd w:fill="F2F3F4" w:val="clear"/>
+            <w:shd w:fill="FFF8F3" w:val="clear"/>
             <w:tcMar>
               <w:top w:type="dxa" w:w="80"/>
               <w:left w:type="dxa" w:w="120"/>
@@ -7145,7 +7145,7 @@
       <w:pPr>
         <w:pStyle w:val="Heading1"/>
         <w:pBdr>
-          <w:bottom w:val="single" w:color="2E86C1" w:sz="8"/>
+          <w:bottom w:val="single" w:color="E5503F" w:sz="8"/>
         </w:pBdr>
         <w:spacing w:before="360" w:after="200"/>
       </w:pPr>
@@ -7154,7 +7154,7 @@
           <w:rFonts w:ascii="Arial" w:cs="Arial" w:eastAsia="Arial" w:hAnsi="Arial"/>
           <w:b/>
           <w:bCs/>
-          <w:color w:val="1B4F72"/>
+          <w:color w:val="2C2826"/>
           <w:sz w:val="36"/>
           <w:szCs w:val="36"/>
         </w:rPr>
@@ -7171,7 +7171,7 @@
           <w:rFonts w:ascii="Arial" w:cs="Arial" w:eastAsia="Arial" w:hAnsi="Arial"/>
           <w:b/>
           <w:bCs/>
-          <w:color w:val="2E86C1"/>
+          <w:color w:val="E5503F"/>
           <w:sz w:val="28"/>
           <w:szCs w:val="28"/>
         </w:rPr>
@@ -7227,12 +7227,12 @@
           <w:tcPr>
             <w:tcW w:type="dxa" w:w="2600"/>
             <w:tcBorders>
-              <w:top w:val="single" w:color="1B4F72" w:sz="1"/>
-              <w:left w:val="single" w:color="1B4F72" w:sz="1"/>
-              <w:bottom w:val="single" w:color="1B4F72" w:sz="1"/>
-              <w:right w:val="single" w:color="1B4F72" w:sz="1"/>
-            </w:tcBorders>
-            <w:shd w:fill="1B4F72" w:val="clear"/>
+              <w:top w:val="single" w:color="2C2826" w:sz="1"/>
+              <w:left w:val="single" w:color="2C2826" w:sz="1"/>
+              <w:bottom w:val="single" w:color="2C2826" w:sz="1"/>
+              <w:right w:val="single" w:color="2C2826" w:sz="1"/>
+            </w:tcBorders>
+            <w:shd w:fill="2C2826" w:val="clear"/>
             <w:tcMar>
               <w:top w:type="dxa" w:w="100"/>
               <w:left w:type="dxa" w:w="120"/>
@@ -7262,12 +7262,12 @@
           <w:tcPr>
             <w:tcW w:type="dxa" w:w="1400"/>
             <w:tcBorders>
-              <w:top w:val="single" w:color="1B4F72" w:sz="1"/>
-              <w:left w:val="single" w:color="1B4F72" w:sz="1"/>
-              <w:bottom w:val="single" w:color="1B4F72" w:sz="1"/>
-              <w:right w:val="single" w:color="1B4F72" w:sz="1"/>
-            </w:tcBorders>
-            <w:shd w:fill="1B4F72" w:val="clear"/>
+              <w:top w:val="single" w:color="2C2826" w:sz="1"/>
+              <w:left w:val="single" w:color="2C2826" w:sz="1"/>
+              <w:bottom w:val="single" w:color="2C2826" w:sz="1"/>
+              <w:right w:val="single" w:color="2C2826" w:sz="1"/>
+            </w:tcBorders>
+            <w:shd w:fill="2C2826" w:val="clear"/>
             <w:tcMar>
               <w:top w:type="dxa" w:w="100"/>
               <w:left w:type="dxa" w:w="120"/>
@@ -7297,12 +7297,12 @@
           <w:tcPr>
             <w:tcW w:type="dxa" w:w="1600"/>
             <w:tcBorders>
-              <w:top w:val="single" w:color="1B4F72" w:sz="1"/>
-              <w:left w:val="single" w:color="1B4F72" w:sz="1"/>
-              <w:bottom w:val="single" w:color="1B4F72" w:sz="1"/>
-              <w:right w:val="single" w:color="1B4F72" w:sz="1"/>
-            </w:tcBorders>
-            <w:shd w:fill="1B4F72" w:val="clear"/>
+              <w:top w:val="single" w:color="2C2826" w:sz="1"/>
+              <w:left w:val="single" w:color="2C2826" w:sz="1"/>
+              <w:bottom w:val="single" w:color="2C2826" w:sz="1"/>
+              <w:right w:val="single" w:color="2C2826" w:sz="1"/>
+            </w:tcBorders>
+            <w:shd w:fill="2C2826" w:val="clear"/>
             <w:tcMar>
               <w:top w:type="dxa" w:w="100"/>
               <w:left w:type="dxa" w:w="120"/>
@@ -7332,12 +7332,12 @@
           <w:tcPr>
             <w:tcW w:type="dxa" w:w="1800"/>
             <w:tcBorders>
-              <w:top w:val="single" w:color="1B4F72" w:sz="1"/>
-              <w:left w:val="single" w:color="1B4F72" w:sz="1"/>
-              <w:bottom w:val="single" w:color="1B4F72" w:sz="1"/>
-              <w:right w:val="single" w:color="1B4F72" w:sz="1"/>
-            </w:tcBorders>
-            <w:shd w:fill="1B4F72" w:val="clear"/>
+              <w:top w:val="single" w:color="2C2826" w:sz="1"/>
+              <w:left w:val="single" w:color="2C2826" w:sz="1"/>
+              <w:bottom w:val="single" w:color="2C2826" w:sz="1"/>
+              <w:right w:val="single" w:color="2C2826" w:sz="1"/>
+            </w:tcBorders>
+            <w:shd w:fill="2C2826" w:val="clear"/>
             <w:tcMar>
               <w:top w:type="dxa" w:w="100"/>
               <w:left w:type="dxa" w:w="120"/>
@@ -7367,12 +7367,12 @@
           <w:tcPr>
             <w:tcW w:type="dxa" w:w="1960"/>
             <w:tcBorders>
-              <w:top w:val="single" w:color="1B4F72" w:sz="1"/>
-              <w:left w:val="single" w:color="1B4F72" w:sz="1"/>
-              <w:bottom w:val="single" w:color="1B4F72" w:sz="1"/>
-              <w:right w:val="single" w:color="1B4F72" w:sz="1"/>
-            </w:tcBorders>
-            <w:shd w:fill="1B4F72" w:val="clear"/>
+              <w:top w:val="single" w:color="2C2826" w:sz="1"/>
+              <w:left w:val="single" w:color="2C2826" w:sz="1"/>
+              <w:bottom w:val="single" w:color="2C2826" w:sz="1"/>
+              <w:right w:val="single" w:color="2C2826" w:sz="1"/>
+            </w:tcBorders>
+            <w:shd w:fill="2C2826" w:val="clear"/>
             <w:tcMar>
               <w:top w:type="dxa" w:w="100"/>
               <w:left w:type="dxa" w:w="120"/>
@@ -7581,7 +7581,7 @@
               <w:bottom w:val="single" w:color="CCCCCC" w:sz="1"/>
               <w:right w:val="single" w:color="CCCCCC" w:sz="1"/>
             </w:tcBorders>
-            <w:shd w:fill="F2F3F4" w:val="clear"/>
+            <w:shd w:fill="FFF8F3" w:val="clear"/>
             <w:tcMar>
               <w:top w:type="dxa" w:w="80"/>
               <w:left w:type="dxa" w:w="120"/>
@@ -7616,7 +7616,7 @@
               <w:bottom w:val="single" w:color="CCCCCC" w:sz="1"/>
               <w:right w:val="single" w:color="CCCCCC" w:sz="1"/>
             </w:tcBorders>
-            <w:shd w:fill="F2F3F4" w:val="clear"/>
+            <w:shd w:fill="FFF8F3" w:val="clear"/>
             <w:tcMar>
               <w:top w:type="dxa" w:w="80"/>
               <w:left w:type="dxa" w:w="120"/>
@@ -7651,7 +7651,7 @@
               <w:bottom w:val="single" w:color="CCCCCC" w:sz="1"/>
               <w:right w:val="single" w:color="CCCCCC" w:sz="1"/>
             </w:tcBorders>
-            <w:shd w:fill="F2F3F4" w:val="clear"/>
+            <w:shd w:fill="FFF8F3" w:val="clear"/>
             <w:tcMar>
               <w:top w:type="dxa" w:w="80"/>
               <w:left w:type="dxa" w:w="120"/>
@@ -7686,7 +7686,7 @@
               <w:bottom w:val="single" w:color="CCCCCC" w:sz="1"/>
               <w:right w:val="single" w:color="CCCCCC" w:sz="1"/>
             </w:tcBorders>
-            <w:shd w:fill="F2F3F4" w:val="clear"/>
+            <w:shd w:fill="FFF8F3" w:val="clear"/>
             <w:tcMar>
               <w:top w:type="dxa" w:w="80"/>
               <w:left w:type="dxa" w:w="120"/>
@@ -7721,7 +7721,7 @@
               <w:bottom w:val="single" w:color="CCCCCC" w:sz="1"/>
               <w:right w:val="single" w:color="CCCCCC" w:sz="1"/>
             </w:tcBorders>
-            <w:shd w:fill="F2F3F4" w:val="clear"/>
+            <w:shd w:fill="FFF8F3" w:val="clear"/>
             <w:tcMar>
               <w:top w:type="dxa" w:w="80"/>
               <w:left w:type="dxa" w:w="120"/>
@@ -7930,7 +7930,7 @@
               <w:bottom w:val="single" w:color="CCCCCC" w:sz="1"/>
               <w:right w:val="single" w:color="CCCCCC" w:sz="1"/>
             </w:tcBorders>
-            <w:shd w:fill="F2F3F4" w:val="clear"/>
+            <w:shd w:fill="FFF8F3" w:val="clear"/>
             <w:tcMar>
               <w:top w:type="dxa" w:w="80"/>
               <w:left w:type="dxa" w:w="120"/>
@@ -7965,7 +7965,7 @@
               <w:bottom w:val="single" w:color="CCCCCC" w:sz="1"/>
               <w:right w:val="single" w:color="CCCCCC" w:sz="1"/>
             </w:tcBorders>
-            <w:shd w:fill="F2F3F4" w:val="clear"/>
+            <w:shd w:fill="FFF8F3" w:val="clear"/>
             <w:tcMar>
               <w:top w:type="dxa" w:w="80"/>
               <w:left w:type="dxa" w:w="120"/>
@@ -8000,7 +8000,7 @@
               <w:bottom w:val="single" w:color="CCCCCC" w:sz="1"/>
               <w:right w:val="single" w:color="CCCCCC" w:sz="1"/>
             </w:tcBorders>
-            <w:shd w:fill="F2F3F4" w:val="clear"/>
+            <w:shd w:fill="FFF8F3" w:val="clear"/>
             <w:tcMar>
               <w:top w:type="dxa" w:w="80"/>
               <w:left w:type="dxa" w:w="120"/>
@@ -8035,7 +8035,7 @@
               <w:bottom w:val="single" w:color="CCCCCC" w:sz="1"/>
               <w:right w:val="single" w:color="CCCCCC" w:sz="1"/>
             </w:tcBorders>
-            <w:shd w:fill="F2F3F4" w:val="clear"/>
+            <w:shd w:fill="FFF8F3" w:val="clear"/>
             <w:tcMar>
               <w:top w:type="dxa" w:w="80"/>
               <w:left w:type="dxa" w:w="120"/>
@@ -8070,7 +8070,7 @@
               <w:bottom w:val="single" w:color="CCCCCC" w:sz="1"/>
               <w:right w:val="single" w:color="CCCCCC" w:sz="1"/>
             </w:tcBorders>
-            <w:shd w:fill="F2F3F4" w:val="clear"/>
+            <w:shd w:fill="FFF8F3" w:val="clear"/>
             <w:tcMar>
               <w:top w:type="dxa" w:w="80"/>
               <w:left w:type="dxa" w:w="120"/>
@@ -8313,7 +8313,7 @@
           <w:rFonts w:ascii="Arial" w:cs="Arial" w:eastAsia="Arial" w:hAnsi="Arial"/>
           <w:b/>
           <w:bCs/>
-          <w:color w:val="2E86C1"/>
+          <w:color w:val="E5503F"/>
           <w:sz w:val="28"/>
           <w:szCs w:val="28"/>
         </w:rPr>
@@ -8428,7 +8428,7 @@
           <w:rFonts w:ascii="Arial" w:cs="Arial" w:eastAsia="Arial" w:hAnsi="Arial"/>
           <w:b/>
           <w:bCs/>
-          <w:color w:val="2E86C1"/>
+          <w:color w:val="E5503F"/>
           <w:sz w:val="28"/>
           <w:szCs w:val="28"/>
         </w:rPr>
@@ -8532,7 +8532,7 @@
           <w:rFonts w:ascii="Arial" w:cs="Arial" w:eastAsia="Arial" w:hAnsi="Arial"/>
           <w:b/>
           <w:bCs/>
-          <w:color w:val="2E86C1"/>
+          <w:color w:val="E5503F"/>
           <w:sz w:val="28"/>
           <w:szCs w:val="28"/>
         </w:rPr>
@@ -8562,12 +8562,12 @@
           <w:tcPr>
             <w:tcW w:type="dxa" w:w="3600"/>
             <w:tcBorders>
-              <w:top w:val="single" w:color="1B4F72" w:sz="1"/>
-              <w:left w:val="single" w:color="1B4F72" w:sz="1"/>
-              <w:bottom w:val="single" w:color="1B4F72" w:sz="1"/>
-              <w:right w:val="single" w:color="1B4F72" w:sz="1"/>
-            </w:tcBorders>
-            <w:shd w:fill="1B4F72" w:val="clear"/>
+              <w:top w:val="single" w:color="2C2826" w:sz="1"/>
+              <w:left w:val="single" w:color="2C2826" w:sz="1"/>
+              <w:bottom w:val="single" w:color="2C2826" w:sz="1"/>
+              <w:right w:val="single" w:color="2C2826" w:sz="1"/>
+            </w:tcBorders>
+            <w:shd w:fill="2C2826" w:val="clear"/>
             <w:tcMar>
               <w:top w:type="dxa" w:w="100"/>
               <w:left w:type="dxa" w:w="120"/>
@@ -8597,12 +8597,12 @@
           <w:tcPr>
             <w:tcW w:type="dxa" w:w="1920"/>
             <w:tcBorders>
-              <w:top w:val="single" w:color="1B4F72" w:sz="1"/>
-              <w:left w:val="single" w:color="1B4F72" w:sz="1"/>
-              <w:bottom w:val="single" w:color="1B4F72" w:sz="1"/>
-              <w:right w:val="single" w:color="1B4F72" w:sz="1"/>
-            </w:tcBorders>
-            <w:shd w:fill="1B4F72" w:val="clear"/>
+              <w:top w:val="single" w:color="2C2826" w:sz="1"/>
+              <w:left w:val="single" w:color="2C2826" w:sz="1"/>
+              <w:bottom w:val="single" w:color="2C2826" w:sz="1"/>
+              <w:right w:val="single" w:color="2C2826" w:sz="1"/>
+            </w:tcBorders>
+            <w:shd w:fill="2C2826" w:val="clear"/>
             <w:tcMar>
               <w:top w:type="dxa" w:w="100"/>
               <w:left w:type="dxa" w:w="120"/>
@@ -8632,12 +8632,12 @@
           <w:tcPr>
             <w:tcW w:type="dxa" w:w="1920"/>
             <w:tcBorders>
-              <w:top w:val="single" w:color="1B4F72" w:sz="1"/>
-              <w:left w:val="single" w:color="1B4F72" w:sz="1"/>
-              <w:bottom w:val="single" w:color="1B4F72" w:sz="1"/>
-              <w:right w:val="single" w:color="1B4F72" w:sz="1"/>
-            </w:tcBorders>
-            <w:shd w:fill="1B4F72" w:val="clear"/>
+              <w:top w:val="single" w:color="2C2826" w:sz="1"/>
+              <w:left w:val="single" w:color="2C2826" w:sz="1"/>
+              <w:bottom w:val="single" w:color="2C2826" w:sz="1"/>
+              <w:right w:val="single" w:color="2C2826" w:sz="1"/>
+            </w:tcBorders>
+            <w:shd w:fill="2C2826" w:val="clear"/>
             <w:tcMar>
               <w:top w:type="dxa" w:w="100"/>
               <w:left w:type="dxa" w:w="120"/>
@@ -8667,12 +8667,12 @@
           <w:tcPr>
             <w:tcW w:type="dxa" w:w="1920"/>
             <w:tcBorders>
-              <w:top w:val="single" w:color="1B4F72" w:sz="1"/>
-              <w:left w:val="single" w:color="1B4F72" w:sz="1"/>
-              <w:bottom w:val="single" w:color="1B4F72" w:sz="1"/>
-              <w:right w:val="single" w:color="1B4F72" w:sz="1"/>
-            </w:tcBorders>
-            <w:shd w:fill="1B4F72" w:val="clear"/>
+              <w:top w:val="single" w:color="2C2826" w:sz="1"/>
+              <w:left w:val="single" w:color="2C2826" w:sz="1"/>
+              <w:bottom w:val="single" w:color="2C2826" w:sz="1"/>
+              <w:right w:val="single" w:color="2C2826" w:sz="1"/>
+            </w:tcBorders>
+            <w:shd w:fill="2C2826" w:val="clear"/>
             <w:tcMar>
               <w:top w:type="dxa" w:w="100"/>
               <w:left w:type="dxa" w:w="120"/>
@@ -8847,7 +8847,7 @@
               <w:bottom w:val="single" w:color="CCCCCC" w:sz="1"/>
               <w:right w:val="single" w:color="CCCCCC" w:sz="1"/>
             </w:tcBorders>
-            <w:shd w:fill="F2F3F4" w:val="clear"/>
+            <w:shd w:fill="FFF8F3" w:val="clear"/>
             <w:tcMar>
               <w:top w:type="dxa" w:w="80"/>
               <w:left w:type="dxa" w:w="120"/>
@@ -8882,7 +8882,7 @@
               <w:bottom w:val="single" w:color="CCCCCC" w:sz="1"/>
               <w:right w:val="single" w:color="CCCCCC" w:sz="1"/>
             </w:tcBorders>
-            <w:shd w:fill="F2F3F4" w:val="clear"/>
+            <w:shd w:fill="FFF8F3" w:val="clear"/>
             <w:tcMar>
               <w:top w:type="dxa" w:w="80"/>
               <w:left w:type="dxa" w:w="120"/>
@@ -8917,7 +8917,7 @@
               <w:bottom w:val="single" w:color="CCCCCC" w:sz="1"/>
               <w:right w:val="single" w:color="CCCCCC" w:sz="1"/>
             </w:tcBorders>
-            <w:shd w:fill="F2F3F4" w:val="clear"/>
+            <w:shd w:fill="FFF8F3" w:val="clear"/>
             <w:tcMar>
               <w:top w:type="dxa" w:w="80"/>
               <w:left w:type="dxa" w:w="120"/>
@@ -8952,7 +8952,7 @@
               <w:bottom w:val="single" w:color="CCCCCC" w:sz="1"/>
               <w:right w:val="single" w:color="CCCCCC" w:sz="1"/>
             </w:tcBorders>
-            <w:shd w:fill="F2F3F4" w:val="clear"/>
+            <w:shd w:fill="FFF8F3" w:val="clear"/>
             <w:tcMar>
               <w:top w:type="dxa" w:w="80"/>
               <w:left w:type="dxa" w:w="120"/>
@@ -9127,7 +9127,7 @@
               <w:bottom w:val="single" w:color="CCCCCC" w:sz="1"/>
               <w:right w:val="single" w:color="CCCCCC" w:sz="1"/>
             </w:tcBorders>
-            <w:shd w:fill="F2F3F4" w:val="clear"/>
+            <w:shd w:fill="FFF8F3" w:val="clear"/>
             <w:tcMar>
               <w:top w:type="dxa" w:w="80"/>
               <w:left w:type="dxa" w:w="120"/>
@@ -9162,7 +9162,7 @@
               <w:bottom w:val="single" w:color="CCCCCC" w:sz="1"/>
               <w:right w:val="single" w:color="CCCCCC" w:sz="1"/>
             </w:tcBorders>
-            <w:shd w:fill="F2F3F4" w:val="clear"/>
+            <w:shd w:fill="FFF8F3" w:val="clear"/>
             <w:tcMar>
               <w:top w:type="dxa" w:w="80"/>
               <w:left w:type="dxa" w:w="120"/>
@@ -9197,7 +9197,7 @@
               <w:bottom w:val="single" w:color="CCCCCC" w:sz="1"/>
               <w:right w:val="single" w:color="CCCCCC" w:sz="1"/>
             </w:tcBorders>
-            <w:shd w:fill="F2F3F4" w:val="clear"/>
+            <w:shd w:fill="FFF8F3" w:val="clear"/>
             <w:tcMar>
               <w:top w:type="dxa" w:w="80"/>
               <w:left w:type="dxa" w:w="120"/>
@@ -9232,7 +9232,7 @@
               <w:bottom w:val="single" w:color="CCCCCC" w:sz="1"/>
               <w:right w:val="single" w:color="CCCCCC" w:sz="1"/>
             </w:tcBorders>
-            <w:shd w:fill="F2F3F4" w:val="clear"/>
+            <w:shd w:fill="FFF8F3" w:val="clear"/>
             <w:tcMar>
               <w:top w:type="dxa" w:w="80"/>
               <w:left w:type="dxa" w:w="120"/>
@@ -9407,7 +9407,7 @@
               <w:bottom w:val="single" w:color="CCCCCC" w:sz="1"/>
               <w:right w:val="single" w:color="CCCCCC" w:sz="1"/>
             </w:tcBorders>
-            <w:shd w:fill="F2F3F4" w:val="clear"/>
+            <w:shd w:fill="FFF8F3" w:val="clear"/>
             <w:tcMar>
               <w:top w:type="dxa" w:w="80"/>
               <w:left w:type="dxa" w:w="120"/>
@@ -9442,7 +9442,7 @@
               <w:bottom w:val="single" w:color="CCCCCC" w:sz="1"/>
               <w:right w:val="single" w:color="CCCCCC" w:sz="1"/>
             </w:tcBorders>
-            <w:shd w:fill="F2F3F4" w:val="clear"/>
+            <w:shd w:fill="FFF8F3" w:val="clear"/>
             <w:tcMar>
               <w:top w:type="dxa" w:w="80"/>
               <w:left w:type="dxa" w:w="120"/>
@@ -9477,7 +9477,7 @@
               <w:bottom w:val="single" w:color="CCCCCC" w:sz="1"/>
               <w:right w:val="single" w:color="CCCCCC" w:sz="1"/>
             </w:tcBorders>
-            <w:shd w:fill="F2F3F4" w:val="clear"/>
+            <w:shd w:fill="FFF8F3" w:val="clear"/>
             <w:tcMar>
               <w:top w:type="dxa" w:w="80"/>
               <w:left w:type="dxa" w:w="120"/>
@@ -9512,7 +9512,7 @@
               <w:bottom w:val="single" w:color="CCCCCC" w:sz="1"/>
               <w:right w:val="single" w:color="CCCCCC" w:sz="1"/>
             </w:tcBorders>
-            <w:shd w:fill="F2F3F4" w:val="clear"/>
+            <w:shd w:fill="FFF8F3" w:val="clear"/>
             <w:tcMar>
               <w:top w:type="dxa" w:w="80"/>
               <w:left w:type="dxa" w:w="120"/>
@@ -9557,7 +9557,7 @@
       <w:pPr>
         <w:pStyle w:val="Heading1"/>
         <w:pBdr>
-          <w:bottom w:val="single" w:color="2E86C1" w:sz="8"/>
+          <w:bottom w:val="single" w:color="E5503F" w:sz="8"/>
         </w:pBdr>
         <w:spacing w:before="360" w:after="200"/>
       </w:pPr>
@@ -9566,7 +9566,7 @@
           <w:rFonts w:ascii="Arial" w:cs="Arial" w:eastAsia="Arial" w:hAnsi="Arial"/>
           <w:b/>
           <w:bCs/>
-          <w:color w:val="1B4F72"/>
+          <w:color w:val="2C2826"/>
           <w:sz w:val="36"/>
           <w:szCs w:val="36"/>
         </w:rPr>
@@ -9583,7 +9583,7 @@
           <w:rFonts w:ascii="Arial" w:cs="Arial" w:eastAsia="Arial" w:hAnsi="Arial"/>
           <w:b/>
           <w:bCs/>
-          <w:color w:val="2E86C1"/>
+          <w:color w:val="E5503F"/>
           <w:sz w:val="28"/>
           <w:szCs w:val="28"/>
         </w:rPr>
@@ -9610,12 +9610,12 @@
           <w:tcPr>
             <w:tcW w:type="dxa" w:w="9360"/>
             <w:tcBorders>
-              <w:top w:val="single" w:color="2E86C1" w:sz="12"/>
-              <w:left w:val="single" w:color="2E86C1" w:sz="12"/>
-              <w:bottom w:val="single" w:color="CCCCCC" w:sz="1"/>
-              <w:right w:val="single" w:color="CCCCCC" w:sz="1"/>
-            </w:tcBorders>
-            <w:shd w:fill="D6EAF8" w:val="clear"/>
+              <w:top w:val="single" w:color="E5503F" w:sz="12"/>
+              <w:left w:val="single" w:color="E5503F" w:sz="12"/>
+              <w:bottom w:val="single" w:color="CCCCCC" w:sz="1"/>
+              <w:right w:val="single" w:color="CCCCCC" w:sz="1"/>
+            </w:tcBorders>
+            <w:shd w:fill="FFF0EB" w:val="clear"/>
             <w:tcMar>
               <w:top w:type="dxa" w:w="120"/>
               <w:left w:type="dxa" w:w="200"/>
@@ -9629,7 +9629,7 @@
                 <w:rFonts w:ascii="Arial" w:cs="Arial" w:eastAsia="Arial" w:hAnsi="Arial"/>
                 <w:b/>
                 <w:bCs/>
-                <w:color w:val="1B4F72"/>
+                <w:color w:val="2C2826"/>
                 <w:sz w:val="20"/>
                 <w:szCs w:val="20"/>
               </w:rPr>
@@ -9792,7 +9792,7 @@
           <w:rFonts w:ascii="Arial" w:cs="Arial" w:eastAsia="Arial" w:hAnsi="Arial"/>
           <w:b/>
           <w:bCs/>
-          <w:color w:val="2E86C1"/>
+          <w:color w:val="E5503F"/>
           <w:sz w:val="28"/>
           <w:szCs w:val="28"/>
         </w:rPr>
@@ -9809,7 +9809,7 @@
           <w:rFonts w:ascii="Arial" w:cs="Arial" w:eastAsia="Arial" w:hAnsi="Arial"/>
           <w:b/>
           <w:bCs/>
-          <w:color w:val="E67E22"/>
+          <w:color w:val="FFAB5E"/>
           <w:sz w:val="24"/>
           <w:szCs w:val="24"/>
         </w:rPr>
@@ -9885,7 +9885,7 @@
           <w:rFonts w:ascii="Arial" w:cs="Arial" w:eastAsia="Arial" w:hAnsi="Arial"/>
           <w:b/>
           <w:bCs/>
-          <w:color w:val="E67E22"/>
+          <w:color w:val="FFAB5E"/>
           <w:sz w:val="24"/>
           <w:szCs w:val="24"/>
         </w:rPr>
@@ -9961,7 +9961,7 @@
           <w:rFonts w:ascii="Arial" w:cs="Arial" w:eastAsia="Arial" w:hAnsi="Arial"/>
           <w:b/>
           <w:bCs/>
-          <w:color w:val="E67E22"/>
+          <w:color w:val="FFAB5E"/>
           <w:sz w:val="24"/>
           <w:szCs w:val="24"/>
         </w:rPr>
@@ -9988,12 +9988,12 @@
           <w:tcPr>
             <w:tcW w:type="dxa" w:w="9360"/>
             <w:tcBorders>
-              <w:top w:val="single" w:color="2E86C1" w:sz="12"/>
-              <w:left w:val="single" w:color="2E86C1" w:sz="12"/>
-              <w:bottom w:val="single" w:color="CCCCCC" w:sz="1"/>
-              <w:right w:val="single" w:color="CCCCCC" w:sz="1"/>
-            </w:tcBorders>
-            <w:shd w:fill="D6EAF8" w:val="clear"/>
+              <w:top w:val="single" w:color="E5503F" w:sz="12"/>
+              <w:left w:val="single" w:color="E5503F" w:sz="12"/>
+              <w:bottom w:val="single" w:color="CCCCCC" w:sz="1"/>
+              <w:right w:val="single" w:color="CCCCCC" w:sz="1"/>
+            </w:tcBorders>
+            <w:shd w:fill="FFF0EB" w:val="clear"/>
             <w:tcMar>
               <w:top w:type="dxa" w:w="120"/>
               <w:left w:type="dxa" w:w="200"/>
@@ -10007,7 +10007,7 @@
                 <w:rFonts w:ascii="Arial" w:cs="Arial" w:eastAsia="Arial" w:hAnsi="Arial"/>
                 <w:b/>
                 <w:bCs/>
-                <w:color w:val="1B4F72"/>
+                <w:color w:val="2C2826"/>
                 <w:sz w:val="20"/>
                 <w:szCs w:val="20"/>
               </w:rPr>
@@ -10048,7 +10048,7 @@
           <w:rFonts w:ascii="Arial" w:cs="Arial" w:eastAsia="Arial" w:hAnsi="Arial"/>
           <w:b/>
           <w:bCs/>
-          <w:color w:val="2E86C1"/>
+          <w:color w:val="E5503F"/>
           <w:sz w:val="28"/>
           <w:szCs w:val="28"/>
         </w:rPr>
@@ -10065,7 +10065,7 @@
           <w:rFonts w:ascii="Arial" w:cs="Arial" w:eastAsia="Arial" w:hAnsi="Arial"/>
           <w:b/>
           <w:bCs/>
-          <w:color w:val="E67E22"/>
+          <w:color w:val="FFAB5E"/>
           <w:sz w:val="24"/>
           <w:szCs w:val="24"/>
         </w:rPr>
@@ -10097,7 +10097,7 @@
               <w:bottom w:val="single" w:color="CCCCCC" w:sz="1"/>
               <w:right w:val="single" w:color="CCCCCC" w:sz="1"/>
             </w:tcBorders>
-            <w:shd w:fill="F2F3F4" w:val="clear"/>
+            <w:shd w:fill="FFF8F3" w:val="clear"/>
             <w:tcMar>
               <w:top w:type="dxa" w:w="120"/>
               <w:left w:type="dxa" w:w="200"/>
@@ -10111,7 +10111,7 @@
                 <w:rFonts w:ascii="Arial" w:cs="Arial" w:eastAsia="Arial" w:hAnsi="Arial"/>
                 <w:b/>
                 <w:bCs/>
-                <w:color w:val="1B4F72"/>
+                <w:color w:val="2C2826"/>
                 <w:sz w:val="18"/>
                 <w:szCs w:val="18"/>
               </w:rPr>
@@ -10241,7 +10241,7 @@
               <w:bottom w:val="single" w:color="CCCCCC" w:sz="1"/>
               <w:right w:val="single" w:color="CCCCCC" w:sz="1"/>
             </w:tcBorders>
-            <w:shd w:fill="F2F3F4" w:val="clear"/>
+            <w:shd w:fill="FFF8F3" w:val="clear"/>
             <w:tcMar>
               <w:top w:type="dxa" w:w="120"/>
               <w:left w:type="dxa" w:w="200"/>
@@ -10255,7 +10255,7 @@
                 <w:rFonts w:ascii="Arial" w:cs="Arial" w:eastAsia="Arial" w:hAnsi="Arial"/>
                 <w:b/>
                 <w:bCs/>
-                <w:color w:val="1B4F72"/>
+                <w:color w:val="2C2826"/>
                 <w:sz w:val="18"/>
                 <w:szCs w:val="18"/>
               </w:rPr>
@@ -10385,7 +10385,7 @@
               <w:bottom w:val="single" w:color="CCCCCC" w:sz="1"/>
               <w:right w:val="single" w:color="CCCCCC" w:sz="1"/>
             </w:tcBorders>
-            <w:shd w:fill="F2F3F4" w:val="clear"/>
+            <w:shd w:fill="FFF8F3" w:val="clear"/>
             <w:tcMar>
               <w:top w:type="dxa" w:w="120"/>
               <w:left w:type="dxa" w:w="200"/>
@@ -10399,7 +10399,7 @@
                 <w:rFonts w:ascii="Arial" w:cs="Arial" w:eastAsia="Arial" w:hAnsi="Arial"/>
                 <w:b/>
                 <w:bCs/>
-                <w:color w:val="1B4F72"/>
+                <w:color w:val="2C2826"/>
                 <w:sz w:val="18"/>
                 <w:szCs w:val="18"/>
               </w:rPr>
@@ -10514,7 +10514,7 @@
           <w:rFonts w:ascii="Arial" w:cs="Arial" w:eastAsia="Arial" w:hAnsi="Arial"/>
           <w:b/>
           <w:bCs/>
-          <w:color w:val="2E86C1"/>
+          <w:color w:val="E5503F"/>
           <w:sz w:val="28"/>
           <w:szCs w:val="28"/>
         </w:rPr>
@@ -10704,7 +10704,7 @@
           <w:rFonts w:ascii="Arial" w:cs="Arial" w:eastAsia="Arial" w:hAnsi="Arial"/>
           <w:b/>
           <w:bCs/>
-          <w:color w:val="2E86C1"/>
+          <w:color w:val="E5503F"/>
           <w:sz w:val="28"/>
           <w:szCs w:val="28"/>
         </w:rPr>
@@ -10734,12 +10734,12 @@
           <w:tcPr>
             <w:tcW w:type="dxa" w:w="800"/>
             <w:tcBorders>
-              <w:top w:val="single" w:color="1B4F72" w:sz="1"/>
-              <w:left w:val="single" w:color="1B4F72" w:sz="1"/>
-              <w:bottom w:val="single" w:color="1B4F72" w:sz="1"/>
-              <w:right w:val="single" w:color="1B4F72" w:sz="1"/>
-            </w:tcBorders>
-            <w:shd w:fill="1B4F72" w:val="clear"/>
+              <w:top w:val="single" w:color="2C2826" w:sz="1"/>
+              <w:left w:val="single" w:color="2C2826" w:sz="1"/>
+              <w:bottom w:val="single" w:color="2C2826" w:sz="1"/>
+              <w:right w:val="single" w:color="2C2826" w:sz="1"/>
+            </w:tcBorders>
+            <w:shd w:fill="2C2826" w:val="clear"/>
             <w:tcMar>
               <w:top w:type="dxa" w:w="100"/>
               <w:left w:type="dxa" w:w="120"/>
@@ -10769,12 +10769,12 @@
           <w:tcPr>
             <w:tcW w:type="dxa" w:w="2400"/>
             <w:tcBorders>
-              <w:top w:val="single" w:color="1B4F72" w:sz="1"/>
-              <w:left w:val="single" w:color="1B4F72" w:sz="1"/>
-              <w:bottom w:val="single" w:color="1B4F72" w:sz="1"/>
-              <w:right w:val="single" w:color="1B4F72" w:sz="1"/>
-            </w:tcBorders>
-            <w:shd w:fill="1B4F72" w:val="clear"/>
+              <w:top w:val="single" w:color="2C2826" w:sz="1"/>
+              <w:left w:val="single" w:color="2C2826" w:sz="1"/>
+              <w:bottom w:val="single" w:color="2C2826" w:sz="1"/>
+              <w:right w:val="single" w:color="2C2826" w:sz="1"/>
+            </w:tcBorders>
+            <w:shd w:fill="2C2826" w:val="clear"/>
             <w:tcMar>
               <w:top w:type="dxa" w:w="100"/>
               <w:left w:type="dxa" w:w="120"/>
@@ -10804,12 +10804,12 @@
           <w:tcPr>
             <w:tcW w:type="dxa" w:w="3760"/>
             <w:tcBorders>
-              <w:top w:val="single" w:color="1B4F72" w:sz="1"/>
-              <w:left w:val="single" w:color="1B4F72" w:sz="1"/>
-              <w:bottom w:val="single" w:color="1B4F72" w:sz="1"/>
-              <w:right w:val="single" w:color="1B4F72" w:sz="1"/>
-            </w:tcBorders>
-            <w:shd w:fill="1B4F72" w:val="clear"/>
+              <w:top w:val="single" w:color="2C2826" w:sz="1"/>
+              <w:left w:val="single" w:color="2C2826" w:sz="1"/>
+              <w:bottom w:val="single" w:color="2C2826" w:sz="1"/>
+              <w:right w:val="single" w:color="2C2826" w:sz="1"/>
+            </w:tcBorders>
+            <w:shd w:fill="2C2826" w:val="clear"/>
             <w:tcMar>
               <w:top w:type="dxa" w:w="100"/>
               <w:left w:type="dxa" w:w="120"/>
@@ -10839,12 +10839,12 @@
           <w:tcPr>
             <w:tcW w:type="dxa" w:w="2400"/>
             <w:tcBorders>
-              <w:top w:val="single" w:color="1B4F72" w:sz="1"/>
-              <w:left w:val="single" w:color="1B4F72" w:sz="1"/>
-              <w:bottom w:val="single" w:color="1B4F72" w:sz="1"/>
-              <w:right w:val="single" w:color="1B4F72" w:sz="1"/>
-            </w:tcBorders>
-            <w:shd w:fill="1B4F72" w:val="clear"/>
+              <w:top w:val="single" w:color="2C2826" w:sz="1"/>
+              <w:left w:val="single" w:color="2C2826" w:sz="1"/>
+              <w:bottom w:val="single" w:color="2C2826" w:sz="1"/>
+              <w:right w:val="single" w:color="2C2826" w:sz="1"/>
+            </w:tcBorders>
+            <w:shd w:fill="2C2826" w:val="clear"/>
             <w:tcMar>
               <w:top w:type="dxa" w:w="100"/>
               <w:left w:type="dxa" w:w="120"/>
@@ -11019,7 +11019,7 @@
               <w:bottom w:val="single" w:color="CCCCCC" w:sz="1"/>
               <w:right w:val="single" w:color="CCCCCC" w:sz="1"/>
             </w:tcBorders>
-            <w:shd w:fill="F2F3F4" w:val="clear"/>
+            <w:shd w:fill="FFF8F3" w:val="clear"/>
             <w:tcMar>
               <w:top w:type="dxa" w:w="80"/>
               <w:left w:type="dxa" w:w="120"/>
@@ -11054,7 +11054,7 @@
               <w:bottom w:val="single" w:color="CCCCCC" w:sz="1"/>
               <w:right w:val="single" w:color="CCCCCC" w:sz="1"/>
             </w:tcBorders>
-            <w:shd w:fill="F2F3F4" w:val="clear"/>
+            <w:shd w:fill="FFF8F3" w:val="clear"/>
             <w:tcMar>
               <w:top w:type="dxa" w:w="80"/>
               <w:left w:type="dxa" w:w="120"/>
@@ -11089,7 +11089,7 @@
               <w:bottom w:val="single" w:color="CCCCCC" w:sz="1"/>
               <w:right w:val="single" w:color="CCCCCC" w:sz="1"/>
             </w:tcBorders>
-            <w:shd w:fill="F2F3F4" w:val="clear"/>
+            <w:shd w:fill="FFF8F3" w:val="clear"/>
             <w:tcMar>
               <w:top w:type="dxa" w:w="80"/>
               <w:left w:type="dxa" w:w="120"/>
@@ -11124,7 +11124,7 @@
               <w:bottom w:val="single" w:color="CCCCCC" w:sz="1"/>
               <w:right w:val="single" w:color="CCCCCC" w:sz="1"/>
             </w:tcBorders>
-            <w:shd w:fill="F2F3F4" w:val="clear"/>
+            <w:shd w:fill="FFF8F3" w:val="clear"/>
             <w:tcMar>
               <w:top w:type="dxa" w:w="80"/>
               <w:left w:type="dxa" w:w="120"/>
@@ -11299,7 +11299,7 @@
               <w:bottom w:val="single" w:color="CCCCCC" w:sz="1"/>
               <w:right w:val="single" w:color="CCCCCC" w:sz="1"/>
             </w:tcBorders>
-            <w:shd w:fill="F2F3F4" w:val="clear"/>
+            <w:shd w:fill="FFF8F3" w:val="clear"/>
             <w:tcMar>
               <w:top w:type="dxa" w:w="80"/>
               <w:left w:type="dxa" w:w="120"/>
@@ -11334,7 +11334,7 @@
               <w:bottom w:val="single" w:color="CCCCCC" w:sz="1"/>
               <w:right w:val="single" w:color="CCCCCC" w:sz="1"/>
             </w:tcBorders>
-            <w:shd w:fill="F2F3F4" w:val="clear"/>
+            <w:shd w:fill="FFF8F3" w:val="clear"/>
             <w:tcMar>
               <w:top w:type="dxa" w:w="80"/>
               <w:left w:type="dxa" w:w="120"/>
@@ -11369,7 +11369,7 @@
               <w:bottom w:val="single" w:color="CCCCCC" w:sz="1"/>
               <w:right w:val="single" w:color="CCCCCC" w:sz="1"/>
             </w:tcBorders>
-            <w:shd w:fill="F2F3F4" w:val="clear"/>
+            <w:shd w:fill="FFF8F3" w:val="clear"/>
             <w:tcMar>
               <w:top w:type="dxa" w:w="80"/>
               <w:left w:type="dxa" w:w="120"/>
@@ -11404,7 +11404,7 @@
               <w:bottom w:val="single" w:color="CCCCCC" w:sz="1"/>
               <w:right w:val="single" w:color="CCCCCC" w:sz="1"/>
             </w:tcBorders>
-            <w:shd w:fill="F2F3F4" w:val="clear"/>
+            <w:shd w:fill="FFF8F3" w:val="clear"/>
             <w:tcMar>
               <w:top w:type="dxa" w:w="80"/>
               <w:left w:type="dxa" w:w="120"/>
@@ -11579,7 +11579,7 @@
               <w:bottom w:val="single" w:color="CCCCCC" w:sz="1"/>
               <w:right w:val="single" w:color="CCCCCC" w:sz="1"/>
             </w:tcBorders>
-            <w:shd w:fill="F2F3F4" w:val="clear"/>
+            <w:shd w:fill="FFF8F3" w:val="clear"/>
             <w:tcMar>
               <w:top w:type="dxa" w:w="80"/>
               <w:left w:type="dxa" w:w="120"/>
@@ -11614,7 +11614,7 @@
               <w:bottom w:val="single" w:color="CCCCCC" w:sz="1"/>
               <w:right w:val="single" w:color="CCCCCC" w:sz="1"/>
             </w:tcBorders>
-            <w:shd w:fill="F2F3F4" w:val="clear"/>
+            <w:shd w:fill="FFF8F3" w:val="clear"/>
             <w:tcMar>
               <w:top w:type="dxa" w:w="80"/>
               <w:left w:type="dxa" w:w="120"/>
@@ -11649,7 +11649,7 @@
               <w:bottom w:val="single" w:color="CCCCCC" w:sz="1"/>
               <w:right w:val="single" w:color="CCCCCC" w:sz="1"/>
             </w:tcBorders>
-            <w:shd w:fill="F2F3F4" w:val="clear"/>
+            <w:shd w:fill="FFF8F3" w:val="clear"/>
             <w:tcMar>
               <w:top w:type="dxa" w:w="80"/>
               <w:left w:type="dxa" w:w="120"/>
@@ -11684,7 +11684,7 @@
               <w:bottom w:val="single" w:color="CCCCCC" w:sz="1"/>
               <w:right w:val="single" w:color="CCCCCC" w:sz="1"/>
             </w:tcBorders>
-            <w:shd w:fill="F2F3F4" w:val="clear"/>
+            <w:shd w:fill="FFF8F3" w:val="clear"/>
             <w:tcMar>
               <w:top w:type="dxa" w:w="80"/>
               <w:left w:type="dxa" w:w="120"/>
@@ -11867,7 +11867,7 @@
       <w:pPr>
         <w:pStyle w:val="Heading1"/>
         <w:pBdr>
-          <w:bottom w:val="single" w:color="2E86C1" w:sz="8"/>
+          <w:bottom w:val="single" w:color="E5503F" w:sz="8"/>
         </w:pBdr>
         <w:spacing w:before="360" w:after="200"/>
       </w:pPr>
@@ -11876,7 +11876,7 @@
           <w:rFonts w:ascii="Arial" w:cs="Arial" w:eastAsia="Arial" w:hAnsi="Arial"/>
           <w:b/>
           <w:bCs/>
-          <w:color w:val="1B4F72"/>
+          <w:color w:val="2C2826"/>
           <w:sz w:val="36"/>
           <w:szCs w:val="36"/>
         </w:rPr>
@@ -11906,12 +11906,12 @@
           <w:tcPr>
             <w:tcW w:type="dxa" w:w="1800"/>
             <w:tcBorders>
-              <w:top w:val="single" w:color="1B4F72" w:sz="1"/>
-              <w:left w:val="single" w:color="1B4F72" w:sz="1"/>
-              <w:bottom w:val="single" w:color="1B4F72" w:sz="1"/>
-              <w:right w:val="single" w:color="1B4F72" w:sz="1"/>
-            </w:tcBorders>
-            <w:shd w:fill="1B4F72" w:val="clear"/>
+              <w:top w:val="single" w:color="2C2826" w:sz="1"/>
+              <w:left w:val="single" w:color="2C2826" w:sz="1"/>
+              <w:bottom w:val="single" w:color="2C2826" w:sz="1"/>
+              <w:right w:val="single" w:color="2C2826" w:sz="1"/>
+            </w:tcBorders>
+            <w:shd w:fill="2C2826" w:val="clear"/>
             <w:tcMar>
               <w:top w:type="dxa" w:w="100"/>
               <w:left w:type="dxa" w:w="120"/>
@@ -11941,12 +11941,12 @@
           <w:tcPr>
             <w:tcW w:type="dxa" w:w="1200"/>
             <w:tcBorders>
-              <w:top w:val="single" w:color="1B4F72" w:sz="1"/>
-              <w:left w:val="single" w:color="1B4F72" w:sz="1"/>
-              <w:bottom w:val="single" w:color="1B4F72" w:sz="1"/>
-              <w:right w:val="single" w:color="1B4F72" w:sz="1"/>
-            </w:tcBorders>
-            <w:shd w:fill="1B4F72" w:val="clear"/>
+              <w:top w:val="single" w:color="2C2826" w:sz="1"/>
+              <w:left w:val="single" w:color="2C2826" w:sz="1"/>
+              <w:bottom w:val="single" w:color="2C2826" w:sz="1"/>
+              <w:right w:val="single" w:color="2C2826" w:sz="1"/>
+            </w:tcBorders>
+            <w:shd w:fill="2C2826" w:val="clear"/>
             <w:tcMar>
               <w:top w:type="dxa" w:w="100"/>
               <w:left w:type="dxa" w:w="120"/>
@@ -11976,12 +11976,12 @@
           <w:tcPr>
             <w:tcW w:type="dxa" w:w="1400"/>
             <w:tcBorders>
-              <w:top w:val="single" w:color="1B4F72" w:sz="1"/>
-              <w:left w:val="single" w:color="1B4F72" w:sz="1"/>
-              <w:bottom w:val="single" w:color="1B4F72" w:sz="1"/>
-              <w:right w:val="single" w:color="1B4F72" w:sz="1"/>
-            </w:tcBorders>
-            <w:shd w:fill="1B4F72" w:val="clear"/>
+              <w:top w:val="single" w:color="2C2826" w:sz="1"/>
+              <w:left w:val="single" w:color="2C2826" w:sz="1"/>
+              <w:bottom w:val="single" w:color="2C2826" w:sz="1"/>
+              <w:right w:val="single" w:color="2C2826" w:sz="1"/>
+            </w:tcBorders>
+            <w:shd w:fill="2C2826" w:val="clear"/>
             <w:tcMar>
               <w:top w:type="dxa" w:w="100"/>
               <w:left w:type="dxa" w:w="120"/>
@@ -12011,12 +12011,12 @@
           <w:tcPr>
             <w:tcW w:type="dxa" w:w="4960"/>
             <w:tcBorders>
-              <w:top w:val="single" w:color="1B4F72" w:sz="1"/>
-              <w:left w:val="single" w:color="1B4F72" w:sz="1"/>
-              <w:bottom w:val="single" w:color="1B4F72" w:sz="1"/>
-              <w:right w:val="single" w:color="1B4F72" w:sz="1"/>
-            </w:tcBorders>
-            <w:shd w:fill="1B4F72" w:val="clear"/>
+              <w:top w:val="single" w:color="2C2826" w:sz="1"/>
+              <w:left w:val="single" w:color="2C2826" w:sz="1"/>
+              <w:bottom w:val="single" w:color="2C2826" w:sz="1"/>
+              <w:right w:val="single" w:color="2C2826" w:sz="1"/>
+            </w:tcBorders>
+            <w:shd w:fill="2C2826" w:val="clear"/>
             <w:tcMar>
               <w:top w:type="dxa" w:w="100"/>
               <w:left w:type="dxa" w:w="120"/>
@@ -12191,7 +12191,7 @@
               <w:bottom w:val="single" w:color="CCCCCC" w:sz="1"/>
               <w:right w:val="single" w:color="CCCCCC" w:sz="1"/>
             </w:tcBorders>
-            <w:shd w:fill="F2F3F4" w:val="clear"/>
+            <w:shd w:fill="FFF8F3" w:val="clear"/>
             <w:tcMar>
               <w:top w:type="dxa" w:w="80"/>
               <w:left w:type="dxa" w:w="120"/>
@@ -12226,7 +12226,7 @@
               <w:bottom w:val="single" w:color="CCCCCC" w:sz="1"/>
               <w:right w:val="single" w:color="CCCCCC" w:sz="1"/>
             </w:tcBorders>
-            <w:shd w:fill="F2F3F4" w:val="clear"/>
+            <w:shd w:fill="FFF8F3" w:val="clear"/>
             <w:tcMar>
               <w:top w:type="dxa" w:w="80"/>
               <w:left w:type="dxa" w:w="120"/>
@@ -12261,7 +12261,7 @@
               <w:bottom w:val="single" w:color="CCCCCC" w:sz="1"/>
               <w:right w:val="single" w:color="CCCCCC" w:sz="1"/>
             </w:tcBorders>
-            <w:shd w:fill="F2F3F4" w:val="clear"/>
+            <w:shd w:fill="FFF8F3" w:val="clear"/>
             <w:tcMar>
               <w:top w:type="dxa" w:w="80"/>
               <w:left w:type="dxa" w:w="120"/>
@@ -12296,7 +12296,7 @@
               <w:bottom w:val="single" w:color="CCCCCC" w:sz="1"/>
               <w:right w:val="single" w:color="CCCCCC" w:sz="1"/>
             </w:tcBorders>
-            <w:shd w:fill="F2F3F4" w:val="clear"/>
+            <w:shd w:fill="FFF8F3" w:val="clear"/>
             <w:tcMar>
               <w:top w:type="dxa" w:w="80"/>
               <w:left w:type="dxa" w:w="120"/>
@@ -12471,7 +12471,7 @@
               <w:bottom w:val="single" w:color="CCCCCC" w:sz="1"/>
               <w:right w:val="single" w:color="CCCCCC" w:sz="1"/>
             </w:tcBorders>
-            <w:shd w:fill="F2F3F4" w:val="clear"/>
+            <w:shd w:fill="FFF8F3" w:val="clear"/>
             <w:tcMar>
               <w:top w:type="dxa" w:w="80"/>
               <w:left w:type="dxa" w:w="120"/>
@@ -12506,7 +12506,7 @@
               <w:bottom w:val="single" w:color="CCCCCC" w:sz="1"/>
               <w:right w:val="single" w:color="CCCCCC" w:sz="1"/>
             </w:tcBorders>
-            <w:shd w:fill="F2F3F4" w:val="clear"/>
+            <w:shd w:fill="FFF8F3" w:val="clear"/>
             <w:tcMar>
               <w:top w:type="dxa" w:w="80"/>
               <w:left w:type="dxa" w:w="120"/>
@@ -12541,7 +12541,7 @@
               <w:bottom w:val="single" w:color="CCCCCC" w:sz="1"/>
               <w:right w:val="single" w:color="CCCCCC" w:sz="1"/>
             </w:tcBorders>
-            <w:shd w:fill="F2F3F4" w:val="clear"/>
+            <w:shd w:fill="FFF8F3" w:val="clear"/>
             <w:tcMar>
               <w:top w:type="dxa" w:w="80"/>
               <w:left w:type="dxa" w:w="120"/>
@@ -12576,7 +12576,7 @@
               <w:bottom w:val="single" w:color="CCCCCC" w:sz="1"/>
               <w:right w:val="single" w:color="CCCCCC" w:sz="1"/>
             </w:tcBorders>
-            <w:shd w:fill="F2F3F4" w:val="clear"/>
+            <w:shd w:fill="FFF8F3" w:val="clear"/>
             <w:tcMar>
               <w:top w:type="dxa" w:w="80"/>
               <w:left w:type="dxa" w:w="120"/>
@@ -12751,7 +12751,7 @@
               <w:bottom w:val="single" w:color="CCCCCC" w:sz="1"/>
               <w:right w:val="single" w:color="CCCCCC" w:sz="1"/>
             </w:tcBorders>
-            <w:shd w:fill="F2F3F4" w:val="clear"/>
+            <w:shd w:fill="FFF8F3" w:val="clear"/>
             <w:tcMar>
               <w:top w:type="dxa" w:w="80"/>
               <w:left w:type="dxa" w:w="120"/>
@@ -12786,7 +12786,7 @@
               <w:bottom w:val="single" w:color="CCCCCC" w:sz="1"/>
               <w:right w:val="single" w:color="CCCCCC" w:sz="1"/>
             </w:tcBorders>
-            <w:shd w:fill="F2F3F4" w:val="clear"/>
+            <w:shd w:fill="FFF8F3" w:val="clear"/>
             <w:tcMar>
               <w:top w:type="dxa" w:w="80"/>
               <w:left w:type="dxa" w:w="120"/>
@@ -12821,7 +12821,7 @@
               <w:bottom w:val="single" w:color="CCCCCC" w:sz="1"/>
               <w:right w:val="single" w:color="CCCCCC" w:sz="1"/>
             </w:tcBorders>
-            <w:shd w:fill="F2F3F4" w:val="clear"/>
+            <w:shd w:fill="FFF8F3" w:val="clear"/>
             <w:tcMar>
               <w:top w:type="dxa" w:w="80"/>
               <w:left w:type="dxa" w:w="120"/>
@@ -12856,7 +12856,7 @@
               <w:bottom w:val="single" w:color="CCCCCC" w:sz="1"/>
               <w:right w:val="single" w:color="CCCCCC" w:sz="1"/>
             </w:tcBorders>
-            <w:shd w:fill="F2F3F4" w:val="clear"/>
+            <w:shd w:fill="FFF8F3" w:val="clear"/>
             <w:tcMar>
               <w:top w:type="dxa" w:w="80"/>
               <w:left w:type="dxa" w:w="120"/>
@@ -13034,7 +13034,7 @@
       <w:pPr>
         <w:pStyle w:val="Heading1"/>
         <w:pBdr>
-          <w:bottom w:val="single" w:color="2E86C1" w:sz="8"/>
+          <w:bottom w:val="single" w:color="E5503F" w:sz="8"/>
         </w:pBdr>
         <w:spacing w:before="360" w:after="200"/>
       </w:pPr>
@@ -13043,7 +13043,7 @@
           <w:rFonts w:ascii="Arial" w:cs="Arial" w:eastAsia="Arial" w:hAnsi="Arial"/>
           <w:b/>
           <w:bCs/>
-          <w:color w:val="1B4F72"/>
+          <w:color w:val="2C2826"/>
           <w:sz w:val="36"/>
           <w:szCs w:val="36"/>
         </w:rPr>
@@ -13073,12 +13073,12 @@
           <w:tcPr>
             <w:tcW w:type="dxa" w:w="2000"/>
             <w:tcBorders>
-              <w:top w:val="single" w:color="1B4F72" w:sz="1"/>
-              <w:left w:val="single" w:color="1B4F72" w:sz="1"/>
-              <w:bottom w:val="single" w:color="1B4F72" w:sz="1"/>
-              <w:right w:val="single" w:color="1B4F72" w:sz="1"/>
-            </w:tcBorders>
-            <w:shd w:fill="1B4F72" w:val="clear"/>
+              <w:top w:val="single" w:color="2C2826" w:sz="1"/>
+              <w:left w:val="single" w:color="2C2826" w:sz="1"/>
+              <w:bottom w:val="single" w:color="2C2826" w:sz="1"/>
+              <w:right w:val="single" w:color="2C2826" w:sz="1"/>
+            </w:tcBorders>
+            <w:shd w:fill="2C2826" w:val="clear"/>
             <w:tcMar>
               <w:top w:type="dxa" w:w="100"/>
               <w:left w:type="dxa" w:w="120"/>
@@ -13108,12 +13108,12 @@
           <w:tcPr>
             <w:tcW w:type="dxa" w:w="2400"/>
             <w:tcBorders>
-              <w:top w:val="single" w:color="1B4F72" w:sz="1"/>
-              <w:left w:val="single" w:color="1B4F72" w:sz="1"/>
-              <w:bottom w:val="single" w:color="1B4F72" w:sz="1"/>
-              <w:right w:val="single" w:color="1B4F72" w:sz="1"/>
-            </w:tcBorders>
-            <w:shd w:fill="1B4F72" w:val="clear"/>
+              <w:top w:val="single" w:color="2C2826" w:sz="1"/>
+              <w:left w:val="single" w:color="2C2826" w:sz="1"/>
+              <w:bottom w:val="single" w:color="2C2826" w:sz="1"/>
+              <w:right w:val="single" w:color="2C2826" w:sz="1"/>
+            </w:tcBorders>
+            <w:shd w:fill="2C2826" w:val="clear"/>
             <w:tcMar>
               <w:top w:type="dxa" w:w="100"/>
               <w:left w:type="dxa" w:w="120"/>
@@ -13143,12 +13143,12 @@
           <w:tcPr>
             <w:tcW w:type="dxa" w:w="2000"/>
             <w:tcBorders>
-              <w:top w:val="single" w:color="1B4F72" w:sz="1"/>
-              <w:left w:val="single" w:color="1B4F72" w:sz="1"/>
-              <w:bottom w:val="single" w:color="1B4F72" w:sz="1"/>
-              <w:right w:val="single" w:color="1B4F72" w:sz="1"/>
-            </w:tcBorders>
-            <w:shd w:fill="1B4F72" w:val="clear"/>
+              <w:top w:val="single" w:color="2C2826" w:sz="1"/>
+              <w:left w:val="single" w:color="2C2826" w:sz="1"/>
+              <w:bottom w:val="single" w:color="2C2826" w:sz="1"/>
+              <w:right w:val="single" w:color="2C2826" w:sz="1"/>
+            </w:tcBorders>
+            <w:shd w:fill="2C2826" w:val="clear"/>
             <w:tcMar>
               <w:top w:type="dxa" w:w="100"/>
               <w:left w:type="dxa" w:w="120"/>
@@ -13178,12 +13178,12 @@
           <w:tcPr>
             <w:tcW w:type="dxa" w:w="2960"/>
             <w:tcBorders>
-              <w:top w:val="single" w:color="1B4F72" w:sz="1"/>
-              <w:left w:val="single" w:color="1B4F72" w:sz="1"/>
-              <w:bottom w:val="single" w:color="1B4F72" w:sz="1"/>
-              <w:right w:val="single" w:color="1B4F72" w:sz="1"/>
-            </w:tcBorders>
-            <w:shd w:fill="1B4F72" w:val="clear"/>
+              <w:top w:val="single" w:color="2C2826" w:sz="1"/>
+              <w:left w:val="single" w:color="2C2826" w:sz="1"/>
+              <w:bottom w:val="single" w:color="2C2826" w:sz="1"/>
+              <w:right w:val="single" w:color="2C2826" w:sz="1"/>
+            </w:tcBorders>
+            <w:shd w:fill="2C2826" w:val="clear"/>
             <w:tcMar>
               <w:top w:type="dxa" w:w="100"/>
               <w:left w:type="dxa" w:w="120"/>
@@ -13358,7 +13358,7 @@
               <w:bottom w:val="single" w:color="CCCCCC" w:sz="1"/>
               <w:right w:val="single" w:color="CCCCCC" w:sz="1"/>
             </w:tcBorders>
-            <w:shd w:fill="F2F3F4" w:val="clear"/>
+            <w:shd w:fill="FFF8F3" w:val="clear"/>
             <w:tcMar>
               <w:top w:type="dxa" w:w="80"/>
               <w:left w:type="dxa" w:w="120"/>
@@ -13393,7 +13393,7 @@
               <w:bottom w:val="single" w:color="CCCCCC" w:sz="1"/>
               <w:right w:val="single" w:color="CCCCCC" w:sz="1"/>
             </w:tcBorders>
-            <w:shd w:fill="F2F3F4" w:val="clear"/>
+            <w:shd w:fill="FFF8F3" w:val="clear"/>
             <w:tcMar>
               <w:top w:type="dxa" w:w="80"/>
               <w:left w:type="dxa" w:w="120"/>
@@ -13428,7 +13428,7 @@
               <w:bottom w:val="single" w:color="CCCCCC" w:sz="1"/>
               <w:right w:val="single" w:color="CCCCCC" w:sz="1"/>
             </w:tcBorders>
-            <w:shd w:fill="F2F3F4" w:val="clear"/>
+            <w:shd w:fill="FFF8F3" w:val="clear"/>
             <w:tcMar>
               <w:top w:type="dxa" w:w="80"/>
               <w:left w:type="dxa" w:w="120"/>
@@ -13463,7 +13463,7 @@
               <w:bottom w:val="single" w:color="CCCCCC" w:sz="1"/>
               <w:right w:val="single" w:color="CCCCCC" w:sz="1"/>
             </w:tcBorders>
-            <w:shd w:fill="F2F3F4" w:val="clear"/>
+            <w:shd w:fill="FFF8F3" w:val="clear"/>
             <w:tcMar>
               <w:top w:type="dxa" w:w="80"/>
               <w:left w:type="dxa" w:w="120"/>
@@ -13641,7 +13641,7 @@
       <w:pPr>
         <w:pStyle w:val="Heading1"/>
         <w:pBdr>
-          <w:bottom w:val="single" w:color="2E86C1" w:sz="8"/>
+          <w:bottom w:val="single" w:color="E5503F" w:sz="8"/>
         </w:pBdr>
         <w:spacing w:before="360" w:after="200"/>
       </w:pPr>
@@ -13650,7 +13650,7 @@
           <w:rFonts w:ascii="Arial" w:cs="Arial" w:eastAsia="Arial" w:hAnsi="Arial"/>
           <w:b/>
           <w:bCs/>
-          <w:color w:val="1B4F72"/>
+          <w:color w:val="2C2826"/>
           <w:sz w:val="36"/>
           <w:szCs w:val="36"/>
         </w:rPr>
@@ -13679,12 +13679,12 @@
           <w:tcPr>
             <w:tcW w:type="dxa" w:w="4000"/>
             <w:tcBorders>
-              <w:top w:val="single" w:color="1B4F72" w:sz="1"/>
-              <w:left w:val="single" w:color="1B4F72" w:sz="1"/>
-              <w:bottom w:val="single" w:color="1B4F72" w:sz="1"/>
-              <w:right w:val="single" w:color="1B4F72" w:sz="1"/>
-            </w:tcBorders>
-            <w:shd w:fill="1B4F72" w:val="clear"/>
+              <w:top w:val="single" w:color="2C2826" w:sz="1"/>
+              <w:left w:val="single" w:color="2C2826" w:sz="1"/>
+              <w:bottom w:val="single" w:color="2C2826" w:sz="1"/>
+              <w:right w:val="single" w:color="2C2826" w:sz="1"/>
+            </w:tcBorders>
+            <w:shd w:fill="2C2826" w:val="clear"/>
             <w:tcMar>
               <w:top w:type="dxa" w:w="100"/>
               <w:left w:type="dxa" w:w="120"/>
@@ -13714,12 +13714,12 @@
           <w:tcPr>
             <w:tcW w:type="dxa" w:w="2680"/>
             <w:tcBorders>
-              <w:top w:val="single" w:color="1B4F72" w:sz="1"/>
-              <w:left w:val="single" w:color="1B4F72" w:sz="1"/>
-              <w:bottom w:val="single" w:color="1B4F72" w:sz="1"/>
-              <w:right w:val="single" w:color="1B4F72" w:sz="1"/>
-            </w:tcBorders>
-            <w:shd w:fill="1B4F72" w:val="clear"/>
+              <w:top w:val="single" w:color="2C2826" w:sz="1"/>
+              <w:left w:val="single" w:color="2C2826" w:sz="1"/>
+              <w:bottom w:val="single" w:color="2C2826" w:sz="1"/>
+              <w:right w:val="single" w:color="2C2826" w:sz="1"/>
+            </w:tcBorders>
+            <w:shd w:fill="2C2826" w:val="clear"/>
             <w:tcMar>
               <w:top w:type="dxa" w:w="100"/>
               <w:left w:type="dxa" w:w="120"/>
@@ -13749,12 +13749,12 @@
           <w:tcPr>
             <w:tcW w:type="dxa" w:w="2680"/>
             <w:tcBorders>
-              <w:top w:val="single" w:color="1B4F72" w:sz="1"/>
-              <w:left w:val="single" w:color="1B4F72" w:sz="1"/>
-              <w:bottom w:val="single" w:color="1B4F72" w:sz="1"/>
-              <w:right w:val="single" w:color="1B4F72" w:sz="1"/>
-            </w:tcBorders>
-            <w:shd w:fill="1B4F72" w:val="clear"/>
+              <w:top w:val="single" w:color="2C2826" w:sz="1"/>
+              <w:left w:val="single" w:color="2C2826" w:sz="1"/>
+              <w:bottom w:val="single" w:color="2C2826" w:sz="1"/>
+              <w:right w:val="single" w:color="2C2826" w:sz="1"/>
+            </w:tcBorders>
+            <w:shd w:fill="2C2826" w:val="clear"/>
             <w:tcMar>
               <w:top w:type="dxa" w:w="100"/>
               <w:left w:type="dxa" w:w="120"/>
@@ -13895,7 +13895,7 @@
               <w:bottom w:val="single" w:color="CCCCCC" w:sz="1"/>
               <w:right w:val="single" w:color="CCCCCC" w:sz="1"/>
             </w:tcBorders>
-            <w:shd w:fill="F2F3F4" w:val="clear"/>
+            <w:shd w:fill="FFF8F3" w:val="clear"/>
             <w:tcMar>
               <w:top w:type="dxa" w:w="80"/>
               <w:left w:type="dxa" w:w="120"/>
@@ -13930,7 +13930,7 @@
               <w:bottom w:val="single" w:color="CCCCCC" w:sz="1"/>
               <w:right w:val="single" w:color="CCCCCC" w:sz="1"/>
             </w:tcBorders>
-            <w:shd w:fill="F2F3F4" w:val="clear"/>
+            <w:shd w:fill="FFF8F3" w:val="clear"/>
             <w:tcMar>
               <w:top w:type="dxa" w:w="80"/>
               <w:left w:type="dxa" w:w="120"/>
@@ -13965,7 +13965,7 @@
               <w:bottom w:val="single" w:color="CCCCCC" w:sz="1"/>
               <w:right w:val="single" w:color="CCCCCC" w:sz="1"/>
             </w:tcBorders>
-            <w:shd w:fill="F2F3F4" w:val="clear"/>
+            <w:shd w:fill="FFF8F3" w:val="clear"/>
             <w:tcMar>
               <w:top w:type="dxa" w:w="80"/>
               <w:left w:type="dxa" w:w="120"/>
@@ -14106,7 +14106,7 @@
               <w:bottom w:val="single" w:color="CCCCCC" w:sz="1"/>
               <w:right w:val="single" w:color="CCCCCC" w:sz="1"/>
             </w:tcBorders>
-            <w:shd w:fill="F2F3F4" w:val="clear"/>
+            <w:shd w:fill="FFF8F3" w:val="clear"/>
             <w:tcMar>
               <w:top w:type="dxa" w:w="80"/>
               <w:left w:type="dxa" w:w="120"/>
@@ -14141,7 +14141,7 @@
               <w:bottom w:val="single" w:color="CCCCCC" w:sz="1"/>
               <w:right w:val="single" w:color="CCCCCC" w:sz="1"/>
             </w:tcBorders>
-            <w:shd w:fill="F2F3F4" w:val="clear"/>
+            <w:shd w:fill="FFF8F3" w:val="clear"/>
             <w:tcMar>
               <w:top w:type="dxa" w:w="80"/>
               <w:left w:type="dxa" w:w="120"/>
@@ -14176,7 +14176,7 @@
               <w:bottom w:val="single" w:color="CCCCCC" w:sz="1"/>
               <w:right w:val="single" w:color="CCCCCC" w:sz="1"/>
             </w:tcBorders>
-            <w:shd w:fill="F2F3F4" w:val="clear"/>
+            <w:shd w:fill="FFF8F3" w:val="clear"/>
             <w:tcMar>
               <w:top w:type="dxa" w:w="80"/>
               <w:left w:type="dxa" w:w="120"/>
@@ -14317,7 +14317,7 @@
               <w:bottom w:val="single" w:color="CCCCCC" w:sz="1"/>
               <w:right w:val="single" w:color="CCCCCC" w:sz="1"/>
             </w:tcBorders>
-            <w:shd w:fill="F2F3F4" w:val="clear"/>
+            <w:shd w:fill="FFF8F3" w:val="clear"/>
             <w:tcMar>
               <w:top w:type="dxa" w:w="80"/>
               <w:left w:type="dxa" w:w="120"/>
@@ -14352,7 +14352,7 @@
               <w:bottom w:val="single" w:color="CCCCCC" w:sz="1"/>
               <w:right w:val="single" w:color="CCCCCC" w:sz="1"/>
             </w:tcBorders>
-            <w:shd w:fill="F2F3F4" w:val="clear"/>
+            <w:shd w:fill="FFF8F3" w:val="clear"/>
             <w:tcMar>
               <w:top w:type="dxa" w:w="80"/>
               <w:left w:type="dxa" w:w="120"/>
@@ -14387,7 +14387,7 @@
               <w:bottom w:val="single" w:color="CCCCCC" w:sz="1"/>
               <w:right w:val="single" w:color="CCCCCC" w:sz="1"/>
             </w:tcBorders>
-            <w:shd w:fill="F2F3F4" w:val="clear"/>
+            <w:shd w:fill="FFF8F3" w:val="clear"/>
             <w:tcMar>
               <w:top w:type="dxa" w:w="80"/>
               <w:left w:type="dxa" w:w="120"/>
@@ -14548,7 +14548,7 @@
   <w:p>
     <w:pPr>
       <w:pBdr>
-        <w:top w:val="single" w:color="2E86C1" w:sz="6"/>
+        <w:top w:val="single" w:color="E5503F" w:sz="6"/>
       </w:pBdr>
       <w:tabs>
         <w:tab w:val="right" w:pos="9026"/>
@@ -14627,7 +14627,7 @@
   <w:p>
     <w:pPr>
       <w:pBdr>
-        <w:bottom w:val="single" w:color="2E86C1" w:sz="6"/>
+        <w:bottom w:val="single" w:color="E5503F" w:sz="6"/>
       </w:pBdr>
     </w:pPr>
     <w:r>
@@ -14927,7 +14927,7 @@
       <w:rFonts w:ascii="Arial" w:cs="Arial" w:eastAsia="Arial" w:hAnsi="Arial"/>
       <w:b/>
       <w:bCs/>
-      <w:color w:val="1B4F72"/>
+      <w:color w:val="2C2826"/>
       <w:sz w:val="36"/>
       <w:szCs w:val="36"/>
     </w:rPr>
@@ -14945,7 +14945,7 @@
       <w:rFonts w:ascii="Arial" w:cs="Arial" w:eastAsia="Arial" w:hAnsi="Arial"/>
       <w:b/>
       <w:bCs/>
-      <w:color w:val="2E86C1"/>
+      <w:color w:val="E5503F"/>
       <w:sz w:val="28"/>
       <w:szCs w:val="28"/>
     </w:rPr>
@@ -14963,7 +14963,7 @@
       <w:rFonts w:ascii="Arial" w:cs="Arial" w:eastAsia="Arial" w:hAnsi="Arial"/>
       <w:b/>
       <w:bCs/>
-      <w:color w:val="E67E22"/>
+      <w:color w:val="FFAB5E"/>
       <w:sz w:val="24"/>
       <w:szCs w:val="24"/>
     </w:rPr>
